--- a/arb/docx/03.content.docx
+++ b/arb/docx/03.content.docx
@@ -22,7 +22,7 @@
         <w:rPr>
           <w:lang w:val="ar_AE" w:bidi="ar_AE"/>
         </w:rPr>
-        <w:t>Resource: ملاحظات الدراسة - مقدمات الكتب (تينديل)</w:t>
+        <w:t>Resource: Tyndale Open Study Notes</w:t>
       </w:r>
       <w:r>
         <w:rPr>
@@ -122,7 +122,7 @@
         <w:rPr>
           <w:lang w:val="ar_AE" w:bidi="ar_AE"/>
         </w:rPr>
-        <w:t>ملاحظات الدراسة - مقدمات الكتب (تينديل)</w:t>
+        <w:t>Tyndale Open Study Notes</w:t>
       </w:r>
     </w:p>
     <w:p>

--- a/arb/docx/03.content.docx
+++ b/arb/docx/03.content.docx
@@ -22,7 +22,7 @@
         <w:rPr>
           <w:lang w:val="ar_AE" w:bidi="ar_AE"/>
         </w:rPr>
-        <w:t>Resource: Tyndale Open Study Notes</w:t>
+        <w:t>Resource: Aquifer Open Study Notes (Book Intros)</w:t>
       </w:r>
       <w:r>
         <w:rPr>
@@ -122,7 +122,7 @@
         <w:rPr>
           <w:lang w:val="ar_AE" w:bidi="ar_AE"/>
         </w:rPr>
-        <w:t>Tyndale Open Study Notes</w:t>
+        <w:t>Aquifer Open Study Notes (Book Intros)</w:t>
       </w:r>
     </w:p>
     <w:p>

--- a/arb/docx/03.content.docx
+++ b/arb/docx/03.content.docx
@@ -9,6 +9,8 @@
       </w:pPr>
       <w:r>
         <w:rPr>
+          <w:rtl/>
+          <w:cs/>
           <w:lang w:val="ar_AE" w:bidi="ar_AE"/>
         </w:rPr>
       </w:r>
@@ -20,12 +22,16 @@
       </w:pPr>
       <w:r>
         <w:rPr>
+          <w:rtl/>
+          <w:cs/>
           <w:lang w:val="ar_AE" w:bidi="ar_AE"/>
         </w:rPr>
         <w:t>Resource: Aquifer Open Study Notes (Book Intros)</w:t>
       </w:r>
       <w:r>
         <w:rPr>
+          <w:rtl/>
+          <w:cs/>
           <w:lang w:val="ar_AE" w:bidi="ar_AE"/>
         </w:rPr>
       </w:r>
@@ -36,12 +42,16 @@
       </w:pPr>
       <w:r>
         <w:rPr>
+          <w:rtl/>
+          <w:cs/>
           <w:lang w:val="ar_AE" w:bidi="ar_AE"/>
         </w:rPr>
       </w:r>
       <w:r>
         <w:rPr>
           <w:b/>
+          <w:rtl/>
+          <w:cs/>
           <w:lang w:val="ar_AE" w:bidi="ar_AE"/>
         </w:rPr>
         <w:t>Aquifer Open Study Notes (Book Intros)</w:t>
@@ -53,35 +63,47 @@
       </w:pPr>
       <w:r>
         <w:rPr>
-          <w:lang w:val="ar_AE" w:bidi="ar_AE"/>
-        </w:rPr>
-      </w:r>
-      <w:r>
-        <w:rPr>
+          <w:rtl/>
+          <w:cs/>
+          <w:lang w:val="ar_AE" w:bidi="ar_AE"/>
+        </w:rPr>
+      </w:r>
+      <w:r>
+        <w:rPr>
+          <w:rtl/>
+          <w:cs/>
           <w:lang w:val="ar_AE" w:bidi="ar_AE"/>
         </w:rPr>
         <w:t xml:space="preserve">This work is an adaptation of </w:t>
       </w:r>
       <w:r>
         <w:rPr>
+          <w:rtl/>
+          <w:cs/>
           <w:lang w:val="ar_AE" w:bidi="ar_AE"/>
         </w:rPr>
         <w:t>Tyndale Open Study Notes</w:t>
       </w:r>
       <w:r>
         <w:rPr>
+          <w:rtl/>
+          <w:cs/>
           <w:lang w:val="ar_AE" w:bidi="ar_AE"/>
         </w:rPr>
         <w:t xml:space="preserve"> © 2023 Tyndale House Publishers, licensed under the CC BY-SA 4.0 license. The adaptation, </w:t>
       </w:r>
       <w:r>
         <w:rPr>
+          <w:rtl/>
+          <w:cs/>
           <w:lang w:val="ar_AE" w:bidi="ar_AE"/>
         </w:rPr>
         <w:t>Aquifer Open Study Notes</w:t>
       </w:r>
       <w:r>
         <w:rPr>
+          <w:rtl/>
+          <w:cs/>
           <w:lang w:val="ar_AE" w:bidi="ar_AE"/>
         </w:rPr>
         <w:t>, was created by Mission Mutual and is also licensed under CC BY-SA 4.0.</w:t>
@@ -93,22 +115,30 @@
       </w:pPr>
       <w:r>
         <w:rPr>
-          <w:lang w:val="ar_AE" w:bidi="ar_AE"/>
-        </w:rPr>
-      </w:r>
-      <w:r>
-        <w:rPr>
+          <w:rtl/>
+          <w:cs/>
+          <w:lang w:val="ar_AE" w:bidi="ar_AE"/>
+        </w:rPr>
+      </w:r>
+      <w:r>
+        <w:rPr>
+          <w:rtl/>
+          <w:cs/>
           <w:lang w:val="ar_AE" w:bidi="ar_AE"/>
         </w:rPr>
         <w:t>This resource has been adapted into multiple languages, including English, Tok Pisin, Arabic (عربي), French (Français), Hindi (हिंदी), Indonesian (Bahasa Indonesia), Portuguese (Português), Russian (Русский), Spanish (Español), Swahili (Kiswahili), and Simplified Chinese (简体中文).</w:t>
       </w:r>
       <w:r>
         <w:rPr>
-          <w:lang w:val="ar_AE" w:bidi="ar_AE"/>
-        </w:rPr>
-      </w:r>
-      <w:r>
-        <w:rPr>
+          <w:rtl/>
+          <w:cs/>
+          <w:lang w:val="ar_AE" w:bidi="ar_AE"/>
+        </w:rPr>
+      </w:r>
+      <w:r>
+        <w:rPr>
+          <w:rtl/>
+          <w:cs/>
           <w:lang w:val="ar_AE" w:bidi="ar_AE"/>
         </w:rPr>
       </w:r>
@@ -120,6 +150,8 @@
       </w:pPr>
       <w:r>
         <w:rPr>
+          <w:rtl/>
+          <w:cs/>
           <w:lang w:val="ar_AE" w:bidi="ar_AE"/>
         </w:rPr>
         <w:t>Aquifer Open Study Notes (Book Intros)</w:t>
@@ -149,6 +181,8 @@
       </w:pPr>
       <w:r>
         <w:rPr>
+          <w:rtl/>
+          <w:cs/>
           <w:lang w:val="ar_AE" w:bidi="ar_AE"/>
         </w:rPr>
       </w:r>
@@ -160,12 +194,16 @@
       </w:pPr>
       <w:r>
         <w:rPr>
+          <w:rtl/>
+          <w:cs/>
           <w:lang w:val="ar_AE" w:bidi="ar_AE"/>
         </w:rPr>
         <w:t>LEV</w:t>
       </w:r>
       <w:r>
         <w:rPr>
+          <w:rtl/>
+          <w:cs/>
           <w:lang w:val="ar_AE" w:bidi="ar_AE"/>
         </w:rPr>
       </w:r>
@@ -176,22 +214,30 @@
       </w:pPr>
       <w:r>
         <w:rPr>
-          <w:lang w:val="ar_AE" w:bidi="ar_AE"/>
-        </w:rPr>
-      </w:r>
-      <w:r>
-        <w:rPr>
+          <w:rtl/>
+          <w:cs/>
+          <w:lang w:val="ar_AE" w:bidi="ar_AE"/>
+        </w:rPr>
+      </w:r>
+      <w:r>
+        <w:rPr>
+          <w:rtl/>
+          <w:cs/>
           <w:lang w:val="ar_AE" w:bidi="ar_AE"/>
         </w:rPr>
         <w:t xml:space="preserve"> </w:t>
       </w:r>
       <w:r>
         <w:rPr>
-          <w:lang w:val="ar_AE" w:bidi="ar_AE"/>
-        </w:rPr>
-      </w:r>
-      <w:r>
-        <w:rPr>
+          <w:rtl/>
+          <w:cs/>
+          <w:lang w:val="ar_AE" w:bidi="ar_AE"/>
+        </w:rPr>
+      </w:r>
+      <w:r>
+        <w:rPr>
+          <w:rtl/>
+          <w:cs/>
           <w:lang w:val="ar_AE" w:bidi="ar_AE"/>
         </w:rPr>
       </w:r>
@@ -217,6 +263,8 @@
       </w:pPr>
       <w:r>
         <w:rPr>
+          <w:rtl/>
+          <w:cs/>
           <w:lang w:val="ar_AE" w:bidi="ar_AE"/>
         </w:rPr>
       </w:r>
@@ -228,12 +276,16 @@
       </w:pPr>
       <w:r>
         <w:rPr>
+          <w:rtl/>
+          <w:cs/>
           <w:lang w:val="ar_AE" w:bidi="ar_AE"/>
         </w:rPr>
         <w:t>سِفر اللاويين</w:t>
       </w:r>
       <w:r>
         <w:rPr>
+          <w:rtl/>
+          <w:cs/>
           <w:lang w:val="ar_AE" w:bidi="ar_AE"/>
         </w:rPr>
       </w:r>
@@ -244,23 +296,31 @@
       </w:pPr>
       <w:r>
         <w:rPr>
-          <w:lang w:val="ar_AE" w:bidi="ar_AE"/>
-        </w:rPr>
-      </w:r>
-      <w:r>
-        <w:rPr>
+          <w:rtl/>
+          <w:cs/>
+          <w:lang w:val="ar_AE" w:bidi="ar_AE"/>
+        </w:rPr>
+      </w:r>
+      <w:r>
+        <w:rPr>
+          <w:rtl/>
+          <w:cs/>
           <w:lang w:val="ar_AE" w:bidi="ar_AE"/>
         </w:rPr>
         <w:t>مكّن سفر اللاويين شعب إسرائيل من العيش في عَلاقة بالله القدُّوس. لكن، مَا الذي يمكن أنْ تقدمه لنا النواميس التي تحكم نُظم العبادة في العهد القديم، بعد أن جاء المسيح رئيس كهنتنا وذبيحتنا النهائية، الذي بهما حقَّق العديد من المُتطلّبات المذكورة في سفر اللاويين؟ في الواقع، يُزيد سِفر اللاويين من فهمنا لقداسة الله. إنَّ مطلب الله لأولئك الذين يعرفونه باقٍ كما هو: "</w:t>
       </w:r>
       <w:r>
         <w:rPr>
+          <w:rtl/>
+          <w:cs/>
           <w:lang w:val="ar_AE" w:bidi="ar_AE"/>
         </w:rPr>
         <w:t>أَنَا ٱلرَّبُّ إِلَهُكُمْ ... تَكُونُونَ قِدِّيسِينَ، لِأَنِّي أَنَا قُدُّوسٌ</w:t>
       </w:r>
       <w:r>
         <w:rPr>
+          <w:rtl/>
+          <w:cs/>
           <w:lang w:val="ar_AE" w:bidi="ar_AE"/>
         </w:rPr>
         <w:t>" (</w:t>
@@ -268,6 +328,8 @@
       <w:hyperlink r:id="rId13">
         <w:r>
           <w:rPr>
+            <w:rtl/>
+            <w:cs/>
             <w:lang w:val="ar_AE" w:bidi="ar_AE"/>
           </w:rPr>
           <w:rPr>
@@ -279,6 +341,8 @@
       </w:hyperlink>
       <w:r>
         <w:rPr>
+          <w:rtl/>
+          <w:cs/>
           <w:lang w:val="ar_AE" w:bidi="ar_AE"/>
         </w:rPr>
         <w:t xml:space="preserve"> </w:t>
@@ -286,6 +350,8 @@
       <w:hyperlink r:id="rId14">
         <w:r>
           <w:rPr>
+            <w:rtl/>
+            <w:cs/>
             <w:lang w:val="ar_AE" w:bidi="ar_AE"/>
           </w:rPr>
           <w:rPr>
@@ -297,6 +363,8 @@
       </w:hyperlink>
       <w:r>
         <w:rPr>
+          <w:rtl/>
+          <w:cs/>
           <w:lang w:val="ar_AE" w:bidi="ar_AE"/>
         </w:rPr>
         <w:t>).</w:t>
@@ -309,6 +377,8 @@
       </w:pPr>
       <w:r>
         <w:rPr>
+          <w:rtl/>
+          <w:cs/>
           <w:lang w:val="ar_AE" w:bidi="ar_AE"/>
         </w:rPr>
         <w:t>الأحداث وخلفية السِفر</w:t>
@@ -320,11 +390,15 @@
       </w:pPr>
       <w:r>
         <w:rPr>
-          <w:lang w:val="ar_AE" w:bidi="ar_AE"/>
-        </w:rPr>
-      </w:r>
-      <w:r>
-        <w:rPr>
+          <w:rtl/>
+          <w:cs/>
+          <w:lang w:val="ar_AE" w:bidi="ar_AE"/>
+        </w:rPr>
+      </w:r>
+      <w:r>
+        <w:rPr>
+          <w:rtl/>
+          <w:cs/>
           <w:lang w:val="ar_AE" w:bidi="ar_AE"/>
         </w:rPr>
         <w:t>يواصل سفر اللاويين سرد قصة الفداء التي بدأت بالوعود التي أعطاها الله لإبراهيم (</w:t>
@@ -332,6 +406,8 @@
       <w:hyperlink r:id="rId15">
         <w:r>
           <w:rPr>
+            <w:rtl/>
+            <w:cs/>
             <w:lang w:val="ar_AE" w:bidi="ar_AE"/>
           </w:rPr>
           <w:rPr>
@@ -343,6 +419,8 @@
       </w:hyperlink>
       <w:r>
         <w:rPr>
+          <w:rtl/>
+          <w:cs/>
           <w:lang w:val="ar_AE" w:bidi="ar_AE"/>
         </w:rPr>
         <w:t xml:space="preserve">، </w:t>
@@ -350,6 +428,8 @@
       <w:hyperlink r:id="rId16">
         <w:r>
           <w:rPr>
+            <w:rtl/>
+            <w:cs/>
             <w:lang w:val="ar_AE" w:bidi="ar_AE"/>
           </w:rPr>
           <w:rPr>
@@ -361,6 +441,8 @@
       </w:hyperlink>
       <w:r>
         <w:rPr>
+          <w:rtl/>
+          <w:cs/>
           <w:lang w:val="ar_AE" w:bidi="ar_AE"/>
         </w:rPr>
         <w:t xml:space="preserve">، </w:t>
@@ -368,6 +450,8 @@
       <w:hyperlink r:id="rId17">
         <w:r>
           <w:rPr>
+            <w:rtl/>
+            <w:cs/>
             <w:lang w:val="ar_AE" w:bidi="ar_AE"/>
           </w:rPr>
           <w:rPr>
@@ -379,6 +463,8 @@
       </w:hyperlink>
       <w:r>
         <w:rPr>
+          <w:rtl/>
+          <w:cs/>
           <w:lang w:val="ar_AE" w:bidi="ar_AE"/>
         </w:rPr>
         <w:t>) وتحرير بني إسرائيل من العبودية في مصر (</w:t>
@@ -386,6 +472,8 @@
       <w:hyperlink r:id="rId18">
         <w:r>
           <w:rPr>
+            <w:rtl/>
+            <w:cs/>
             <w:lang w:val="ar_AE" w:bidi="ar_AE"/>
           </w:rPr>
           <w:rPr>
@@ -397,6 +485,8 @@
       </w:hyperlink>
       <w:r>
         <w:rPr>
+          <w:rtl/>
+          <w:cs/>
           <w:lang w:val="ar_AE" w:bidi="ar_AE"/>
         </w:rPr>
         <w:t>). تقع أحداث سِفر اللاويين عند سفح جبَل سيناء. لم يكن بنو إسرائيل قد ارتحلوا بعد في البرية أو دخلوا أرض الموعد، أي أرض كنعان. كان الله قد أقام عهده مع إسرائيل، معلنًا أنَّ بني إسرائيل أمةٌ عزيزة لديه، خاصته، كهنوت ملوكي، وشعبه المختار (</w:t>
@@ -404,6 +494,8 @@
       <w:hyperlink r:id="rId19">
         <w:r>
           <w:rPr>
+            <w:rtl/>
+            <w:cs/>
             <w:lang w:val="ar_AE" w:bidi="ar_AE"/>
           </w:rPr>
           <w:rPr>
@@ -415,6 +507,8 @@
       </w:hyperlink>
       <w:r>
         <w:rPr>
+          <w:rtl/>
+          <w:cs/>
           <w:lang w:val="ar_AE" w:bidi="ar_AE"/>
         </w:rPr>
         <w:t>). كان شعب إسرائيل قد تلَقَّى الوصايا العشر (</w:t>
@@ -422,6 +516,8 @@
       <w:hyperlink r:id="rId20">
         <w:r>
           <w:rPr>
+            <w:rtl/>
+            <w:cs/>
             <w:lang w:val="ar_AE" w:bidi="ar_AE"/>
           </w:rPr>
           <w:rPr>
@@ -433,6 +529,8 @@
       </w:hyperlink>
       <w:r>
         <w:rPr>
+          <w:rtl/>
+          <w:cs/>
           <w:lang w:val="ar_AE" w:bidi="ar_AE"/>
         </w:rPr>
         <w:t>)، ومُخطَّطات المسكن (</w:t>
@@ -440,6 +538,8 @@
       <w:hyperlink r:id="rId21">
         <w:r>
           <w:rPr>
+            <w:rtl/>
+            <w:cs/>
             <w:lang w:val="ar_AE" w:bidi="ar_AE"/>
           </w:rPr>
           <w:rPr>
@@ -451,6 +551,8 @@
       </w:hyperlink>
       <w:r>
         <w:rPr>
+          <w:rtl/>
+          <w:cs/>
           <w:lang w:val="ar_AE" w:bidi="ar_AE"/>
         </w:rPr>
         <w:t xml:space="preserve">؛ </w:t>
@@ -458,6 +560,8 @@
       <w:hyperlink r:id="rId22">
         <w:r>
           <w:rPr>
+            <w:rtl/>
+            <w:cs/>
             <w:lang w:val="ar_AE" w:bidi="ar_AE"/>
           </w:rPr>
           <w:rPr>
@@ -469,6 +573,8 @@
       </w:hyperlink>
       <w:r>
         <w:rPr>
+          <w:rtl/>
+          <w:cs/>
           <w:lang w:val="ar_AE" w:bidi="ar_AE"/>
         </w:rPr>
         <w:t>)، وخدمة الكهنوت (</w:t>
@@ -476,6 +582,8 @@
       <w:hyperlink r:id="rId23">
         <w:r>
           <w:rPr>
+            <w:rtl/>
+            <w:cs/>
             <w:lang w:val="ar_AE" w:bidi="ar_AE"/>
           </w:rPr>
           <w:rPr>
@@ -487,6 +595,8 @@
       </w:hyperlink>
       <w:r>
         <w:rPr>
+          <w:rtl/>
+          <w:cs/>
           <w:lang w:val="ar_AE" w:bidi="ar_AE"/>
         </w:rPr>
         <w:t>). انتهى العمَل في المسكن وكُرِّس للرب (</w:t>
@@ -494,6 +604,8 @@
       <w:hyperlink r:id="rId24">
         <w:r>
           <w:rPr>
+            <w:rtl/>
+            <w:cs/>
             <w:lang w:val="ar_AE" w:bidi="ar_AE"/>
           </w:rPr>
           <w:rPr>
@@ -505,6 +617,8 @@
       </w:hyperlink>
       <w:r>
         <w:rPr>
+          <w:rtl/>
+          <w:cs/>
           <w:lang w:val="ar_AE" w:bidi="ar_AE"/>
         </w:rPr>
         <w:t>). الآن، في سفر اللاويين، تحدَّث الله إلى موسى عن طبيعته المقدسة، مقدمًا تعليمات حول العبادة والسلوك اللائق بإسرائيل شعب عهده.</w:t>
@@ -517,6 +631,8 @@
       </w:pPr>
       <w:r>
         <w:rPr>
+          <w:rtl/>
+          <w:cs/>
           <w:lang w:val="ar_AE" w:bidi="ar_AE"/>
         </w:rPr>
         <w:t>الخُلاصة</w:t>
@@ -528,11 +644,15 @@
       </w:pPr>
       <w:r>
         <w:rPr>
-          <w:lang w:val="ar_AE" w:bidi="ar_AE"/>
-        </w:rPr>
-      </w:r>
-      <w:r>
-        <w:rPr>
+          <w:rtl/>
+          <w:cs/>
+          <w:lang w:val="ar_AE" w:bidi="ar_AE"/>
+        </w:rPr>
+      </w:r>
+      <w:r>
+        <w:rPr>
+          <w:rtl/>
+          <w:cs/>
           <w:lang w:val="ar_AE" w:bidi="ar_AE"/>
         </w:rPr>
         <w:t xml:space="preserve">تتناول الشرائع في سفر اللاويين أساسًا، الأنشطة والمسؤوليات الخاصة بسِبط الكهنوت، سِبط لاوي، ولا سيما رئيس الكهنة (انظر </w:t>
@@ -540,6 +660,8 @@
       <w:hyperlink r:id="rId25">
         <w:r>
           <w:rPr>
+            <w:rtl/>
+            <w:cs/>
             <w:lang w:val="ar_AE" w:bidi="ar_AE"/>
           </w:rPr>
           <w:rPr>
@@ -551,6 +673,8 @@
       </w:hyperlink>
       <w:r>
         <w:rPr>
+          <w:rtl/>
+          <w:cs/>
           <w:lang w:val="ar_AE" w:bidi="ar_AE"/>
         </w:rPr>
         <w:t xml:space="preserve"> </w:t>
@@ -558,6 +682,8 @@
       <w:hyperlink r:id="rId26">
         <w:r>
           <w:rPr>
+            <w:rtl/>
+            <w:cs/>
             <w:lang w:val="ar_AE" w:bidi="ar_AE"/>
           </w:rPr>
           <w:rPr>
@@ -569,6 +695,8 @@
       </w:hyperlink>
       <w:r>
         <w:rPr>
+          <w:rtl/>
+          <w:cs/>
           <w:lang w:val="ar_AE" w:bidi="ar_AE"/>
         </w:rPr>
         <w:t>). تشمل توصيات الله حول المسكن والكهنوت والذبائح والأيام المقدسة وشعائر التطهير. تتضح ثلاثة اهتمامات رئيسية مِن خلال سفر اللاويين كُلََّه: قداسة الله، والأمور التي تليق بعبادة الله القدوس، وكيف ينبغي أن يكون إسرائيل مقدسًا في علاقته بالله.</w:t>
@@ -580,11 +708,15 @@
       </w:pPr>
       <w:r>
         <w:rPr>
-          <w:lang w:val="ar_AE" w:bidi="ar_AE"/>
-        </w:rPr>
-      </w:r>
-      <w:r>
-        <w:rPr>
+          <w:rtl/>
+          <w:cs/>
+          <w:lang w:val="ar_AE" w:bidi="ar_AE"/>
+        </w:rPr>
+      </w:r>
+      <w:r>
+        <w:rPr>
+          <w:rtl/>
+          <w:cs/>
           <w:lang w:val="ar_AE" w:bidi="ar_AE"/>
         </w:rPr>
         <w:t>تبدأ العَلاقة الصحيحة بالله بمعرفته، مَن هو، وبفهْم ماهية طبيعته. مع ذلك، لا يمكن للعقول البشرية المحدودة إدراك الله الأبدي إدراكًا كاملًا. الأسوأ من ذلك، إذا اعتمدنا على حَدْسنا الخاص وتُركنا لأنفسنا، لانتهينا حتمًا إلى عبادة الأصنام بدلًا من الإله الحقيقي. في سفر اللاويين، يكشف الله بإحسانه لنا عن قداسته بطرق ملموسة ويُعلِّم شعبه كيفية عبادته عبادة مقبولة. يتعلَّم بنو إسرائيل عن الله وما يطلبه منهم مِن خلال كل ذبيحة والأعياد والسبوت.</w:t>
@@ -596,11 +728,15 @@
       </w:pPr>
       <w:r>
         <w:rPr>
-          <w:lang w:val="ar_AE" w:bidi="ar_AE"/>
-        </w:rPr>
-      </w:r>
-      <w:r>
-        <w:rPr>
+          <w:rtl/>
+          <w:cs/>
+          <w:lang w:val="ar_AE" w:bidi="ar_AE"/>
+        </w:rPr>
+      </w:r>
+      <w:r>
+        <w:rPr>
+          <w:rtl/>
+          <w:cs/>
           <w:lang w:val="ar_AE" w:bidi="ar_AE"/>
         </w:rPr>
         <w:t xml:space="preserve">يدعو الله إسرائيل كي يعرفوه ويحبوه (انظر </w:t>
@@ -608,6 +744,8 @@
       <w:hyperlink r:id="rId27">
         <w:r>
           <w:rPr>
+            <w:rtl/>
+            <w:cs/>
             <w:lang w:val="ar_AE" w:bidi="ar_AE"/>
           </w:rPr>
           <w:rPr>
@@ -619,6 +757,8 @@
       </w:hyperlink>
       <w:r>
         <w:rPr>
+          <w:rtl/>
+          <w:cs/>
           <w:lang w:val="ar_AE" w:bidi="ar_AE"/>
         </w:rPr>
         <w:t xml:space="preserve">؛ </w:t>
@@ -626,6 +766,8 @@
       <w:hyperlink r:id="rId28">
         <w:r>
           <w:rPr>
+            <w:rtl/>
+            <w:cs/>
             <w:lang w:val="ar_AE" w:bidi="ar_AE"/>
           </w:rPr>
           <w:rPr>
@@ -637,6 +779,8 @@
       </w:hyperlink>
       <w:r>
         <w:rPr>
+          <w:rtl/>
+          <w:cs/>
           <w:lang w:val="ar_AE" w:bidi="ar_AE"/>
         </w:rPr>
         <w:t>). نتيجةً لذلك، سيحبون أيضًا ويخدمون بعضهم بعضًا (</w:t>
@@ -644,6 +788,8 @@
       <w:hyperlink r:id="rId29">
         <w:r>
           <w:rPr>
+            <w:rtl/>
+            <w:cs/>
             <w:lang w:val="ar_AE" w:bidi="ar_AE"/>
           </w:rPr>
           <w:rPr>
@@ -655,6 +801,8 @@
       </w:hyperlink>
       <w:r>
         <w:rPr>
+          <w:rtl/>
+          <w:cs/>
           <w:lang w:val="ar_AE" w:bidi="ar_AE"/>
         </w:rPr>
         <w:t xml:space="preserve">، </w:t>
@@ -662,6 +810,8 @@
       <w:hyperlink r:id="rId30">
         <w:r>
           <w:rPr>
+            <w:rtl/>
+            <w:cs/>
             <w:lang w:val="ar_AE" w:bidi="ar_AE"/>
           </w:rPr>
           <w:rPr>
@@ -673,6 +823,8 @@
       </w:hyperlink>
       <w:r>
         <w:rPr>
+          <w:rtl/>
+          <w:cs/>
           <w:lang w:val="ar_AE" w:bidi="ar_AE"/>
         </w:rPr>
         <w:t>). تُعلِّم الشعائر والقوانين التي كُشفت في سفر اللاويين بني إسرائيل كيفية دمج المحبة والخدمة في حياتهم، سواء أفراد أو أمة.</w:t>
@@ -685,6 +837,8 @@
       </w:pPr>
       <w:r>
         <w:rPr>
+          <w:rtl/>
+          <w:cs/>
           <w:lang w:val="ar_AE" w:bidi="ar_AE"/>
         </w:rPr>
         <w:t>كاتب السِفر</w:t>
@@ -696,11 +850,15 @@
       </w:pPr>
       <w:r>
         <w:rPr>
-          <w:lang w:val="ar_AE" w:bidi="ar_AE"/>
-        </w:rPr>
-      </w:r>
-      <w:r>
-        <w:rPr>
+          <w:rtl/>
+          <w:cs/>
+          <w:lang w:val="ar_AE" w:bidi="ar_AE"/>
+        </w:rPr>
+      </w:r>
+      <w:r>
+        <w:rPr>
+          <w:rtl/>
+          <w:cs/>
           <w:lang w:val="ar_AE" w:bidi="ar_AE"/>
         </w:rPr>
         <w:t>يعتقد بعض الدارسين أنَّ سِفر اللاويين كُتب خلال سبي إسرائيل في بابل (حوالي 586–539 قبل الميلاد)، بعد زمن موسى بفترة طويلة. ولكن، لا يوضح هذا الرأي سبب اهتمام اليهود بالكهنوت والهيكل خلال السبي، إذ كانت الديانة اليهودية في ذلك الوقت تتجه اتِّجاهًا متزايدًا نحو نظام المجامع المحليّة. كما أن هذا الرأي لا يضع اعتبارًا لنظام عبادة شعب إسرائيل قبل السبي، وما يحتويه سفر المزامير من طقوس وشعائر تُعبّر عن تلك الفترة.</w:t>
@@ -712,11 +870,15 @@
       </w:pPr>
       <w:r>
         <w:rPr>
-          <w:lang w:val="ar_AE" w:bidi="ar_AE"/>
-        </w:rPr>
-      </w:r>
-      <w:r>
-        <w:rPr>
+          <w:rtl/>
+          <w:cs/>
+          <w:lang w:val="ar_AE" w:bidi="ar_AE"/>
+        </w:rPr>
+      </w:r>
+      <w:r>
+        <w:rPr>
+          <w:rtl/>
+          <w:cs/>
           <w:lang w:val="ar_AE" w:bidi="ar_AE"/>
         </w:rPr>
         <w:t xml:space="preserve">من المُرجَّح أنْ يكون موسى قد كتب سِفر اللاويين خلال مدّة وجود بني إسرائيل في البرية بعد الخروج. فقد قدّم كل من التقليد اليهودي والكنيسة الأولى موسى باعتباره كاتب سِفر اللاويين. موسى، الذي نشأ في بلاط ملِك مصر، كان ماهرًا في القراءة والكتابة والرياضيات (انظر </w:t>
@@ -724,6 +886,8 @@
       <w:hyperlink r:id="rId31">
         <w:r>
           <w:rPr>
+            <w:rtl/>
+            <w:cs/>
             <w:lang w:val="ar_AE" w:bidi="ar_AE"/>
           </w:rPr>
           <w:rPr>
@@ -735,6 +899,8 @@
       </w:hyperlink>
       <w:r>
         <w:rPr>
+          <w:rtl/>
+          <w:cs/>
           <w:lang w:val="ar_AE" w:bidi="ar_AE"/>
         </w:rPr>
         <w:t>)، وكان مؤهلًا تمامًا لكتابة هذا السِفر. يبدأ السِفر وينتهي بعبارات تؤكد أن الله أعطى محتوى هذا السِفر لشعب إسرائيل مِن خلال موسى (</w:t>
@@ -742,6 +908,8 @@
       <w:hyperlink r:id="rId32">
         <w:r>
           <w:rPr>
+            <w:rtl/>
+            <w:cs/>
             <w:lang w:val="ar_AE" w:bidi="ar_AE"/>
           </w:rPr>
           <w:rPr>
@@ -753,6 +921,8 @@
       </w:hyperlink>
       <w:r>
         <w:rPr>
+          <w:rtl/>
+          <w:cs/>
           <w:lang w:val="ar_AE" w:bidi="ar_AE"/>
         </w:rPr>
         <w:t xml:space="preserve"> </w:t>
@@ -760,6 +930,8 @@
       <w:hyperlink r:id="rId33">
         <w:r>
           <w:rPr>
+            <w:rtl/>
+            <w:cs/>
             <w:lang w:val="ar_AE" w:bidi="ar_AE"/>
           </w:rPr>
           <w:rPr>
@@ -771,6 +943,8 @@
       </w:hyperlink>
       <w:r>
         <w:rPr>
+          <w:rtl/>
+          <w:cs/>
           <w:lang w:val="ar_AE" w:bidi="ar_AE"/>
         </w:rPr>
         <w:t xml:space="preserve">). ويصف سفر اللاويين عدَّة مرَّات كيف تلقَّى موسى تعليمات الرب (مثلًا، </w:t>
@@ -778,6 +952,8 @@
       <w:hyperlink r:id="rId34">
         <w:r>
           <w:rPr>
+            <w:rtl/>
+            <w:cs/>
             <w:lang w:val="ar_AE" w:bidi="ar_AE"/>
           </w:rPr>
           <w:rPr>
@@ -789,6 +965,8 @@
       </w:hyperlink>
       <w:r>
         <w:rPr>
+          <w:rtl/>
+          <w:cs/>
           <w:lang w:val="ar_AE" w:bidi="ar_AE"/>
         </w:rPr>
         <w:t xml:space="preserve"> </w:t>
@@ -796,6 +974,8 @@
       <w:hyperlink r:id="rId35">
         <w:r>
           <w:rPr>
+            <w:rtl/>
+            <w:cs/>
             <w:lang w:val="ar_AE" w:bidi="ar_AE"/>
           </w:rPr>
           <w:rPr>
@@ -807,6 +987,8 @@
       </w:hyperlink>
       <w:r>
         <w:rPr>
+          <w:rtl/>
+          <w:cs/>
           <w:lang w:val="ar_AE" w:bidi="ar_AE"/>
         </w:rPr>
         <w:t xml:space="preserve"> </w:t>
@@ -814,6 +996,8 @@
       <w:hyperlink r:id="rId36">
         <w:r>
           <w:rPr>
+            <w:rtl/>
+            <w:cs/>
             <w:lang w:val="ar_AE" w:bidi="ar_AE"/>
           </w:rPr>
           <w:rPr>
@@ -825,6 +1009,8 @@
       </w:hyperlink>
       <w:r>
         <w:rPr>
+          <w:rtl/>
+          <w:cs/>
           <w:lang w:val="ar_AE" w:bidi="ar_AE"/>
         </w:rPr>
         <w:t xml:space="preserve"> </w:t>
@@ -832,6 +1018,8 @@
       <w:hyperlink r:id="rId37">
         <w:r>
           <w:rPr>
+            <w:rtl/>
+            <w:cs/>
             <w:lang w:val="ar_AE" w:bidi="ar_AE"/>
           </w:rPr>
           <w:rPr>
@@ -843,6 +1031,8 @@
       </w:hyperlink>
       <w:r>
         <w:rPr>
+          <w:rtl/>
+          <w:cs/>
           <w:lang w:val="ar_AE" w:bidi="ar_AE"/>
         </w:rPr>
         <w:t xml:space="preserve"> </w:t>
@@ -850,6 +1040,8 @@
       <w:hyperlink r:id="rId38">
         <w:r>
           <w:rPr>
+            <w:rtl/>
+            <w:cs/>
             <w:lang w:val="ar_AE" w:bidi="ar_AE"/>
           </w:rPr>
           <w:rPr>
@@ -861,6 +1053,8 @@
       </w:hyperlink>
       <w:r>
         <w:rPr>
+          <w:rtl/>
+          <w:cs/>
           <w:lang w:val="ar_AE" w:bidi="ar_AE"/>
         </w:rPr>
         <w:t xml:space="preserve"> </w:t>
@@ -868,6 +1062,8 @@
       <w:hyperlink r:id="rId39">
         <w:r>
           <w:rPr>
+            <w:rtl/>
+            <w:cs/>
             <w:lang w:val="ar_AE" w:bidi="ar_AE"/>
           </w:rPr>
           <w:rPr>
@@ -879,6 +1075,8 @@
       </w:hyperlink>
       <w:r>
         <w:rPr>
+          <w:rtl/>
+          <w:cs/>
           <w:lang w:val="ar_AE" w:bidi="ar_AE"/>
         </w:rPr>
         <w:t xml:space="preserve"> </w:t>
@@ -886,6 +1084,8 @@
       <w:hyperlink r:id="rId40">
         <w:r>
           <w:rPr>
+            <w:rtl/>
+            <w:cs/>
             <w:lang w:val="ar_AE" w:bidi="ar_AE"/>
           </w:rPr>
           <w:rPr>
@@ -897,6 +1097,8 @@
       </w:hyperlink>
       <w:r>
         <w:rPr>
+          <w:rtl/>
+          <w:cs/>
           <w:lang w:val="ar_AE" w:bidi="ar_AE"/>
         </w:rPr>
         <w:t xml:space="preserve"> </w:t>
@@ -904,6 +1106,8 @@
       <w:hyperlink r:id="rId41">
         <w:r>
           <w:rPr>
+            <w:rtl/>
+            <w:cs/>
             <w:lang w:val="ar_AE" w:bidi="ar_AE"/>
           </w:rPr>
           <w:rPr>
@@ -915,6 +1119,8 @@
       </w:hyperlink>
       <w:r>
         <w:rPr>
+          <w:rtl/>
+          <w:cs/>
           <w:lang w:val="ar_AE" w:bidi="ar_AE"/>
         </w:rPr>
         <w:t xml:space="preserve"> </w:t>
@@ -922,6 +1128,8 @@
       <w:hyperlink r:id="rId42">
         <w:r>
           <w:rPr>
+            <w:rtl/>
+            <w:cs/>
             <w:lang w:val="ar_AE" w:bidi="ar_AE"/>
           </w:rPr>
           <w:rPr>
@@ -933,6 +1141,8 @@
       </w:hyperlink>
       <w:r>
         <w:rPr>
+          <w:rtl/>
+          <w:cs/>
           <w:lang w:val="ar_AE" w:bidi="ar_AE"/>
         </w:rPr>
         <w:t>)، وأنه قام بتنفيذها (</w:t>
@@ -940,6 +1150,8 @@
       <w:hyperlink r:id="rId43">
         <w:r>
           <w:rPr>
+            <w:rtl/>
+            <w:cs/>
             <w:lang w:val="ar_AE" w:bidi="ar_AE"/>
           </w:rPr>
           <w:rPr>
@@ -951,6 +1163,8 @@
       </w:hyperlink>
       <w:r>
         <w:rPr>
+          <w:rtl/>
+          <w:cs/>
           <w:lang w:val="ar_AE" w:bidi="ar_AE"/>
         </w:rPr>
         <w:t xml:space="preserve">). وكثيرًا ما يُشير العهد القديم إلى موسى باعتباره كاتب الأسفار الخمسة (أي مجموع الأسفار من التكوين إلى التثنية)؛ انظر </w:t>
@@ -958,6 +1172,8 @@
       <w:hyperlink r:id="rId44">
         <w:r>
           <w:rPr>
+            <w:rtl/>
+            <w:cs/>
             <w:lang w:val="ar_AE" w:bidi="ar_AE"/>
           </w:rPr>
           <w:rPr>
@@ -969,6 +1185,8 @@
       </w:hyperlink>
       <w:r>
         <w:rPr>
+          <w:rtl/>
+          <w:cs/>
           <w:lang w:val="ar_AE" w:bidi="ar_AE"/>
         </w:rPr>
         <w:t xml:space="preserve"> </w:t>
@@ -976,6 +1194,8 @@
       <w:hyperlink r:id="rId45">
         <w:r>
           <w:rPr>
+            <w:rtl/>
+            <w:cs/>
             <w:lang w:val="ar_AE" w:bidi="ar_AE"/>
           </w:rPr>
           <w:rPr>
@@ -987,6 +1207,8 @@
       </w:hyperlink>
       <w:r>
         <w:rPr>
+          <w:rtl/>
+          <w:cs/>
           <w:lang w:val="ar_AE" w:bidi="ar_AE"/>
         </w:rPr>
         <w:t xml:space="preserve"> </w:t>
@@ -994,6 +1216,8 @@
       <w:hyperlink r:id="rId46">
         <w:r>
           <w:rPr>
+            <w:rtl/>
+            <w:cs/>
             <w:lang w:val="ar_AE" w:bidi="ar_AE"/>
           </w:rPr>
           <w:rPr>
@@ -1005,6 +1229,8 @@
       </w:hyperlink>
       <w:r>
         <w:rPr>
+          <w:rtl/>
+          <w:cs/>
           <w:lang w:val="ar_AE" w:bidi="ar_AE"/>
         </w:rPr>
         <w:t xml:space="preserve"> </w:t>
@@ -1012,6 +1238,8 @@
       <w:hyperlink r:id="rId47">
         <w:r>
           <w:rPr>
+            <w:rtl/>
+            <w:cs/>
             <w:lang w:val="ar_AE" w:bidi="ar_AE"/>
           </w:rPr>
           <w:rPr>
@@ -1023,6 +1251,8 @@
       </w:hyperlink>
       <w:r>
         <w:rPr>
+          <w:rtl/>
+          <w:cs/>
           <w:lang w:val="ar_AE" w:bidi="ar_AE"/>
         </w:rPr>
         <w:t xml:space="preserve"> </w:t>
@@ -1030,6 +1260,8 @@
       <w:hyperlink r:id="rId48">
         <w:r>
           <w:rPr>
+            <w:rtl/>
+            <w:cs/>
             <w:lang w:val="ar_AE" w:bidi="ar_AE"/>
           </w:rPr>
           <w:rPr>
@@ -1041,6 +1273,8 @@
       </w:hyperlink>
       <w:r>
         <w:rPr>
+          <w:rtl/>
+          <w:cs/>
           <w:lang w:val="ar_AE" w:bidi="ar_AE"/>
         </w:rPr>
         <w:t xml:space="preserve"> </w:t>
@@ -1048,6 +1282,8 @@
       <w:hyperlink r:id="rId49">
         <w:r>
           <w:rPr>
+            <w:rtl/>
+            <w:cs/>
             <w:lang w:val="ar_AE" w:bidi="ar_AE"/>
           </w:rPr>
           <w:rPr>
@@ -1059,6 +1295,8 @@
       </w:hyperlink>
       <w:r>
         <w:rPr>
+          <w:rtl/>
+          <w:cs/>
           <w:lang w:val="ar_AE" w:bidi="ar_AE"/>
         </w:rPr>
         <w:t xml:space="preserve"> </w:t>
@@ -1066,6 +1304,8 @@
       <w:hyperlink r:id="rId50">
         <w:r>
           <w:rPr>
+            <w:rtl/>
+            <w:cs/>
             <w:lang w:val="ar_AE" w:bidi="ar_AE"/>
           </w:rPr>
           <w:rPr>
@@ -1077,6 +1317,8 @@
       </w:hyperlink>
       <w:r>
         <w:rPr>
+          <w:rtl/>
+          <w:cs/>
           <w:lang w:val="ar_AE" w:bidi="ar_AE"/>
         </w:rPr>
         <w:t xml:space="preserve"> </w:t>
@@ -1084,6 +1326,8 @@
       <w:hyperlink r:id="rId51">
         <w:r>
           <w:rPr>
+            <w:rtl/>
+            <w:cs/>
             <w:lang w:val="ar_AE" w:bidi="ar_AE"/>
           </w:rPr>
           <w:rPr>
@@ -1095,6 +1339,8 @@
       </w:hyperlink>
       <w:r>
         <w:rPr>
+          <w:rtl/>
+          <w:cs/>
           <w:lang w:val="ar_AE" w:bidi="ar_AE"/>
         </w:rPr>
         <w:t xml:space="preserve"> </w:t>
@@ -1102,6 +1348,8 @@
       <w:hyperlink r:id="rId52">
         <w:r>
           <w:rPr>
+            <w:rtl/>
+            <w:cs/>
             <w:lang w:val="ar_AE" w:bidi="ar_AE"/>
           </w:rPr>
           <w:rPr>
@@ -1113,6 +1361,8 @@
       </w:hyperlink>
       <w:r>
         <w:rPr>
+          <w:rtl/>
+          <w:cs/>
           <w:lang w:val="ar_AE" w:bidi="ar_AE"/>
         </w:rPr>
         <w:t xml:space="preserve"> </w:t>
@@ -1120,6 +1370,8 @@
       <w:hyperlink r:id="rId53">
         <w:r>
           <w:rPr>
+            <w:rtl/>
+            <w:cs/>
             <w:lang w:val="ar_AE" w:bidi="ar_AE"/>
           </w:rPr>
           <w:rPr>
@@ -1131,6 +1383,8 @@
       </w:hyperlink>
       <w:r>
         <w:rPr>
+          <w:rtl/>
+          <w:cs/>
           <w:lang w:val="ar_AE" w:bidi="ar_AE"/>
         </w:rPr>
         <w:t xml:space="preserve"> </w:t>
@@ -1138,6 +1392,8 @@
       <w:hyperlink r:id="rId54">
         <w:r>
           <w:rPr>
+            <w:rtl/>
+            <w:cs/>
             <w:lang w:val="ar_AE" w:bidi="ar_AE"/>
           </w:rPr>
           <w:rPr>
@@ -1149,6 +1405,8 @@
       </w:hyperlink>
       <w:r>
         <w:rPr>
+          <w:rtl/>
+          <w:cs/>
           <w:lang w:val="ar_AE" w:bidi="ar_AE"/>
         </w:rPr>
         <w:t>). ويذكر العهد الجديد الشيء ذاته (</w:t>
@@ -1156,6 +1414,8 @@
       <w:hyperlink r:id="rId55">
         <w:r>
           <w:rPr>
+            <w:rtl/>
+            <w:cs/>
             <w:lang w:val="ar_AE" w:bidi="ar_AE"/>
           </w:rPr>
           <w:rPr>
@@ -1167,6 +1427,8 @@
       </w:hyperlink>
       <w:r>
         <w:rPr>
+          <w:rtl/>
+          <w:cs/>
           <w:lang w:val="ar_AE" w:bidi="ar_AE"/>
         </w:rPr>
         <w:t xml:space="preserve"> </w:t>
@@ -1174,6 +1436,8 @@
       <w:hyperlink r:id="rId56">
         <w:r>
           <w:rPr>
+            <w:rtl/>
+            <w:cs/>
             <w:lang w:val="ar_AE" w:bidi="ar_AE"/>
           </w:rPr>
           <w:rPr>
@@ -1185,6 +1449,8 @@
       </w:hyperlink>
       <w:r>
         <w:rPr>
+          <w:rtl/>
+          <w:cs/>
           <w:lang w:val="ar_AE" w:bidi="ar_AE"/>
         </w:rPr>
         <w:t xml:space="preserve"> </w:t>
@@ -1192,6 +1458,8 @@
       <w:hyperlink r:id="rId57">
         <w:r>
           <w:rPr>
+            <w:rtl/>
+            <w:cs/>
             <w:lang w:val="ar_AE" w:bidi="ar_AE"/>
           </w:rPr>
           <w:rPr>
@@ -1203,6 +1471,8 @@
       </w:hyperlink>
       <w:r>
         <w:rPr>
+          <w:rtl/>
+          <w:cs/>
           <w:lang w:val="ar_AE" w:bidi="ar_AE"/>
         </w:rPr>
         <w:t xml:space="preserve"> </w:t>
@@ -1210,6 +1480,8 @@
       <w:hyperlink r:id="rId58">
         <w:r>
           <w:rPr>
+            <w:rtl/>
+            <w:cs/>
             <w:lang w:val="ar_AE" w:bidi="ar_AE"/>
           </w:rPr>
           <w:rPr>
@@ -1221,6 +1493,8 @@
       </w:hyperlink>
       <w:r>
         <w:rPr>
+          <w:rtl/>
+          <w:cs/>
           <w:lang w:val="ar_AE" w:bidi="ar_AE"/>
         </w:rPr>
         <w:t xml:space="preserve"> </w:t>
@@ -1228,6 +1502,8 @@
       <w:hyperlink r:id="rId59">
         <w:r>
           <w:rPr>
+            <w:rtl/>
+            <w:cs/>
             <w:lang w:val="ar_AE" w:bidi="ar_AE"/>
           </w:rPr>
           <w:rPr>
@@ -1239,6 +1515,8 @@
       </w:hyperlink>
       <w:r>
         <w:rPr>
+          <w:rtl/>
+          <w:cs/>
           <w:lang w:val="ar_AE" w:bidi="ar_AE"/>
         </w:rPr>
         <w:t xml:space="preserve"> </w:t>
@@ -1246,6 +1524,8 @@
       <w:hyperlink r:id="rId60">
         <w:r>
           <w:rPr>
+            <w:rtl/>
+            <w:cs/>
             <w:lang w:val="ar_AE" w:bidi="ar_AE"/>
           </w:rPr>
           <w:rPr>
@@ -1257,6 +1537,8 @@
       </w:hyperlink>
       <w:r>
         <w:rPr>
+          <w:rtl/>
+          <w:cs/>
           <w:lang w:val="ar_AE" w:bidi="ar_AE"/>
         </w:rPr>
         <w:t xml:space="preserve"> </w:t>
@@ -1264,6 +1546,8 @@
       <w:hyperlink r:id="rId61">
         <w:r>
           <w:rPr>
+            <w:rtl/>
+            <w:cs/>
             <w:lang w:val="ar_AE" w:bidi="ar_AE"/>
           </w:rPr>
           <w:rPr>
@@ -1275,6 +1559,8 @@
       </w:hyperlink>
       <w:r>
         <w:rPr>
+          <w:rtl/>
+          <w:cs/>
           <w:lang w:val="ar_AE" w:bidi="ar_AE"/>
         </w:rPr>
         <w:t xml:space="preserve"> </w:t>
@@ -1282,6 +1568,8 @@
       <w:hyperlink r:id="rId62">
         <w:r>
           <w:rPr>
+            <w:rtl/>
+            <w:cs/>
             <w:lang w:val="ar_AE" w:bidi="ar_AE"/>
           </w:rPr>
           <w:rPr>
@@ -1293,18 +1581,24 @@
       </w:hyperlink>
       <w:r>
         <w:rPr>
+          <w:rtl/>
+          <w:cs/>
           <w:lang w:val="ar_AE" w:bidi="ar_AE"/>
         </w:rPr>
         <w:t xml:space="preserve">). انظر أيضًا </w:t>
       </w:r>
       <w:r>
         <w:rPr>
+          <w:rtl/>
+          <w:cs/>
           <w:lang w:val="ar_AE" w:bidi="ar_AE"/>
         </w:rPr>
         <w:t>مقدمة سِفر التكوين</w:t>
       </w:r>
       <w:r>
         <w:rPr>
+          <w:rtl/>
+          <w:cs/>
           <w:lang w:val="ar_AE" w:bidi="ar_AE"/>
         </w:rPr>
         <w:t>، "الكاتب".</w:t>
@@ -1317,6 +1611,8 @@
       </w:pPr>
       <w:r>
         <w:rPr>
+          <w:rtl/>
+          <w:cs/>
           <w:lang w:val="ar_AE" w:bidi="ar_AE"/>
         </w:rPr>
         <w:t>المعنى والرسالة</w:t>
@@ -1328,11 +1624,15 @@
       </w:pPr>
       <w:r>
         <w:rPr>
-          <w:lang w:val="ar_AE" w:bidi="ar_AE"/>
-        </w:rPr>
-      </w:r>
-      <w:r>
-        <w:rPr>
+          <w:rtl/>
+          <w:cs/>
+          <w:lang w:val="ar_AE" w:bidi="ar_AE"/>
+        </w:rPr>
+      </w:r>
+      <w:r>
+        <w:rPr>
+          <w:rtl/>
+          <w:cs/>
           <w:lang w:val="ar_AE" w:bidi="ar_AE"/>
         </w:rPr>
         <w:t>بالرغم من كتابة سفر اللاويين في زمن وثقافة بعيدة جدًا، إلا أنه يحمل رسالة خالدة وحيّة: الله قدوس، ويتوقع من شعبه، الذين أنقذهم، أن يكونوا قديسين مثله. تُشكّل قداسة الله وفدائه الكريمَيْن الأساس والدافع لقداسة شعبه الخاص (</w:t>
@@ -1340,6 +1640,8 @@
       <w:hyperlink r:id="rId13">
         <w:r>
           <w:rPr>
+            <w:rtl/>
+            <w:cs/>
             <w:lang w:val="ar_AE" w:bidi="ar_AE"/>
           </w:rPr>
           <w:rPr>
@@ -1351,6 +1653,8 @@
       </w:hyperlink>
       <w:r>
         <w:rPr>
+          <w:rtl/>
+          <w:cs/>
           <w:lang w:val="ar_AE" w:bidi="ar_AE"/>
         </w:rPr>
         <w:t>).</w:t>
@@ -1362,11 +1666,15 @@
       </w:pPr>
       <w:r>
         <w:rPr>
-          <w:lang w:val="ar_AE" w:bidi="ar_AE"/>
-        </w:rPr>
-      </w:r>
-      <w:r>
-        <w:rPr>
+          <w:rtl/>
+          <w:cs/>
+          <w:lang w:val="ar_AE" w:bidi="ar_AE"/>
+        </w:rPr>
+      </w:r>
+      <w:r>
+        <w:rPr>
+          <w:rtl/>
+          <w:cs/>
           <w:lang w:val="ar_AE" w:bidi="ar_AE"/>
         </w:rPr>
         <w:t>وقف الكهنة بين الله والشعب كوسطاء للعهد. فقد فسَّر الكهنة ما كان مقدسًا، وكيف ينبغي التعبير عن القداسة في المجتمع. وقدمت الذبائح الكفارية وسيلة للشعب لتُغفَر لهم خطاياهم وليكونوا مقبولين أمام الله (الكفارة). احتفلت الذبائح غير الكفارية بعلاقة الشعب بالله مِن خلال العطاء والشركة. في الوقت الذي قدمت فيه الأمم المحيطة ذبائح لآلهتها لتهدئتها وكسب رضاها، لم تكن عبادة إسرائيل مُصممة للسيطرة على الله. بل على النقيض، كانت العبادة تُعِد وتُطهِّر الشعب حتى يتمكنوا من الاقتراب من الله. تُعلِّم كافة الوصايا والطقوس والأعياد أنَّ الله قدوس وأنه يتوقع من شعبه أن يكونوا قديسين (</w:t>
@@ -1374,6 +1682,8 @@
       <w:hyperlink r:id="rId13">
         <w:r>
           <w:rPr>
+            <w:rtl/>
+            <w:cs/>
             <w:lang w:val="ar_AE" w:bidi="ar_AE"/>
           </w:rPr>
           <w:rPr>
@@ -1385,6 +1695,8 @@
       </w:hyperlink>
       <w:r>
         <w:rPr>
+          <w:rtl/>
+          <w:cs/>
           <w:lang w:val="ar_AE" w:bidi="ar_AE"/>
         </w:rPr>
         <w:t xml:space="preserve"> </w:t>
@@ -1392,6 +1704,8 @@
       <w:hyperlink r:id="rId63">
         <w:r>
           <w:rPr>
+            <w:rtl/>
+            <w:cs/>
             <w:lang w:val="ar_AE" w:bidi="ar_AE"/>
           </w:rPr>
           <w:rPr>
@@ -1403,6 +1717,8 @@
       </w:hyperlink>
       <w:r>
         <w:rPr>
+          <w:rtl/>
+          <w:cs/>
           <w:lang w:val="ar_AE" w:bidi="ar_AE"/>
         </w:rPr>
         <w:t xml:space="preserve"> انظر </w:t>
@@ -1410,6 +1726,8 @@
       <w:hyperlink r:id="rId64">
         <w:r>
           <w:rPr>
+            <w:rtl/>
+            <w:cs/>
             <w:lang w:val="ar_AE" w:bidi="ar_AE"/>
           </w:rPr>
           <w:rPr>
@@ -1421,6 +1739,8 @@
       </w:hyperlink>
       <w:r>
         <w:rPr>
+          <w:rtl/>
+          <w:cs/>
           <w:lang w:val="ar_AE" w:bidi="ar_AE"/>
         </w:rPr>
         <w:t xml:space="preserve"> </w:t>
@@ -1428,6 +1748,8 @@
       <w:hyperlink r:id="rId65">
         <w:r>
           <w:rPr>
+            <w:rtl/>
+            <w:cs/>
             <w:lang w:val="ar_AE" w:bidi="ar_AE"/>
           </w:rPr>
           <w:rPr>
@@ -1439,6 +1761,8 @@
       </w:hyperlink>
       <w:r>
         <w:rPr>
+          <w:rtl/>
+          <w:cs/>
           <w:lang w:val="ar_AE" w:bidi="ar_AE"/>
         </w:rPr>
         <w:t>).</w:t>
@@ -1450,11 +1774,15 @@
       </w:pPr>
       <w:r>
         <w:rPr>
-          <w:lang w:val="ar_AE" w:bidi="ar_AE"/>
-        </w:rPr>
-      </w:r>
-      <w:r>
-        <w:rPr>
+          <w:rtl/>
+          <w:cs/>
+          <w:lang w:val="ar_AE" w:bidi="ar_AE"/>
+        </w:rPr>
+      </w:r>
+      <w:r>
+        <w:rPr>
+          <w:rtl/>
+          <w:cs/>
           <w:lang w:val="ar_AE" w:bidi="ar_AE"/>
         </w:rPr>
         <w:t xml:space="preserve">يرتبط غفران الخطايا والمصالحة مع الله ارتباطًا مباشرًا بكيفية تعامل الناس مع بعضهم بعضًا. كما يسود الاهتمام بالعدالة الاجتماعية في سِفر اللاويين، والذي يُحدد الالتزامات تجاه القريب والفقير والغريب. ويتوقع الله من أولئك الذين في عهد معه أن يحبوا بعضهم بعضًا تعبيرًا عن محبته وانعكاسًا لها (قارن </w:t>
@@ -1462,6 +1790,8 @@
       <w:hyperlink r:id="rId66">
         <w:r>
           <w:rPr>
+            <w:rtl/>
+            <w:cs/>
             <w:lang w:val="ar_AE" w:bidi="ar_AE"/>
           </w:rPr>
           <w:rPr>
@@ -1473,6 +1803,8 @@
       </w:hyperlink>
       <w:r>
         <w:rPr>
+          <w:rtl/>
+          <w:cs/>
           <w:lang w:val="ar_AE" w:bidi="ar_AE"/>
         </w:rPr>
         <w:t xml:space="preserve"> </w:t>
@@ -1480,6 +1812,8 @@
       <w:hyperlink r:id="rId67">
         <w:r>
           <w:rPr>
+            <w:rtl/>
+            <w:cs/>
             <w:lang w:val="ar_AE" w:bidi="ar_AE"/>
           </w:rPr>
           <w:rPr>
@@ -1491,6 +1825,8 @@
       </w:hyperlink>
       <w:r>
         <w:rPr>
+          <w:rtl/>
+          <w:cs/>
           <w:lang w:val="ar_AE" w:bidi="ar_AE"/>
         </w:rPr>
         <w:t xml:space="preserve"> </w:t>
@@ -1498,6 +1834,8 @@
       <w:hyperlink r:id="rId68">
         <w:r>
           <w:rPr>
+            <w:rtl/>
+            <w:cs/>
             <w:lang w:val="ar_AE" w:bidi="ar_AE"/>
           </w:rPr>
           <w:rPr>
@@ -1509,6 +1847,8 @@
       </w:hyperlink>
       <w:r>
         <w:rPr>
+          <w:rtl/>
+          <w:cs/>
           <w:lang w:val="ar_AE" w:bidi="ar_AE"/>
         </w:rPr>
         <w:t xml:space="preserve"> </w:t>
@@ -1516,6 +1856,8 @@
       <w:hyperlink r:id="rId69">
         <w:r>
           <w:rPr>
+            <w:rtl/>
+            <w:cs/>
             <w:lang w:val="ar_AE" w:bidi="ar_AE"/>
           </w:rPr>
           <w:rPr>
@@ -1527,6 +1869,8 @@
       </w:hyperlink>
       <w:r>
         <w:rPr>
+          <w:rtl/>
+          <w:cs/>
           <w:lang w:val="ar_AE" w:bidi="ar_AE"/>
         </w:rPr>
         <w:t xml:space="preserve"> </w:t>
@@ -1534,6 +1878,8 @@
       <w:hyperlink r:id="rId70">
         <w:r>
           <w:rPr>
+            <w:rtl/>
+            <w:cs/>
             <w:lang w:val="ar_AE" w:bidi="ar_AE"/>
           </w:rPr>
           <w:rPr>
@@ -1545,6 +1891,8 @@
       </w:hyperlink>
       <w:r>
         <w:rPr>
+          <w:rtl/>
+          <w:cs/>
           <w:lang w:val="ar_AE" w:bidi="ar_AE"/>
         </w:rPr>
         <w:t xml:space="preserve"> </w:t>
@@ -1552,6 +1900,8 @@
       <w:hyperlink r:id="rId71">
         <w:r>
           <w:rPr>
+            <w:rtl/>
+            <w:cs/>
             <w:lang w:val="ar_AE" w:bidi="ar_AE"/>
           </w:rPr>
           <w:rPr>
@@ -1563,17 +1913,23 @@
       </w:hyperlink>
       <w:r>
         <w:rPr>
+          <w:rtl/>
+          <w:cs/>
           <w:lang w:val="ar_AE" w:bidi="ar_AE"/>
         </w:rPr>
         <w:t>).</w:t>
       </w:r>
       <w:r>
         <w:rPr>
-          <w:lang w:val="ar_AE" w:bidi="ar_AE"/>
-        </w:rPr>
-      </w:r>
-      <w:r>
-        <w:rPr>
+          <w:rtl/>
+          <w:cs/>
+          <w:lang w:val="ar_AE" w:bidi="ar_AE"/>
+        </w:rPr>
+      </w:r>
+      <w:r>
+        <w:rPr>
+          <w:rtl/>
+          <w:cs/>
           <w:lang w:val="ar_AE" w:bidi="ar_AE"/>
         </w:rPr>
       </w:r>

--- a/arb/docx/03.content.docx
+++ b/arb/docx/03.content.docx
@@ -325,20 +325,14 @@
         </w:rPr>
         <w:t>" (</w:t>
       </w:r>
-      <w:hyperlink r:id="rId13">
-        <w:r>
-          <w:rPr>
-            <w:rtl/>
-            <w:cs/>
-            <w:lang w:val="ar_AE" w:bidi="ar_AE"/>
-          </w:rPr>
-          <w:rPr>
-            <w:color w:val="0000EE"/>
-            <w:u w:val="single"/>
-          </w:rPr>
-          <w:t>لاويين 11: 44–45؛</w:t>
-        </w:r>
-      </w:hyperlink>
+      <w:r>
+        <w:rPr>
+          <w:rtl/>
+          <w:cs/>
+          <w:lang w:val="ar_AE" w:bidi="ar_AE"/>
+        </w:rPr>
+        <w:t>لاويين 11: 44–45؛</w:t>
+      </w:r>
       <w:r>
         <w:rPr>
           <w:rtl/>
@@ -347,20 +341,14 @@
         </w:rPr>
         <w:t xml:space="preserve"> </w:t>
       </w:r>
-      <w:hyperlink r:id="rId14">
-        <w:r>
-          <w:rPr>
-            <w:rtl/>
-            <w:cs/>
-            <w:lang w:val="ar_AE" w:bidi="ar_AE"/>
-          </w:rPr>
-          <w:rPr>
-            <w:color w:val="0000EE"/>
-            <w:u w:val="single"/>
-          </w:rPr>
-          <w:t>1 بطرس 1: 15–16</w:t>
-        </w:r>
-      </w:hyperlink>
+      <w:r>
+        <w:rPr>
+          <w:rtl/>
+          <w:cs/>
+          <w:lang w:val="ar_AE" w:bidi="ar_AE"/>
+        </w:rPr>
+        <w:t>1 بطرس 1: 15–16</w:t>
+      </w:r>
       <w:r>
         <w:rPr>
           <w:rtl/>
@@ -403,20 +391,14 @@
         </w:rPr>
         <w:t>يواصل سفر اللاويين سرد قصة الفداء التي بدأت بالوعود التي أعطاها الله لإبراهيم (</w:t>
       </w:r>
-      <w:hyperlink r:id="rId15">
-        <w:r>
-          <w:rPr>
-            <w:rtl/>
-            <w:cs/>
-            <w:lang w:val="ar_AE" w:bidi="ar_AE"/>
-          </w:rPr>
-          <w:rPr>
-            <w:color w:val="0000EE"/>
-            <w:u w:val="single"/>
-          </w:rPr>
-          <w:t>تكوين 12</w:t>
-        </w:r>
-      </w:hyperlink>
+      <w:r>
+        <w:rPr>
+          <w:rtl/>
+          <w:cs/>
+          <w:lang w:val="ar_AE" w:bidi="ar_AE"/>
+        </w:rPr>
+        <w:t>تكوين 12</w:t>
+      </w:r>
       <w:r>
         <w:rPr>
           <w:rtl/>
@@ -425,20 +407,14 @@
         </w:rPr>
         <w:t xml:space="preserve">، </w:t>
       </w:r>
-      <w:hyperlink r:id="rId16">
-        <w:r>
-          <w:rPr>
-            <w:rtl/>
-            <w:cs/>
-            <w:lang w:val="ar_AE" w:bidi="ar_AE"/>
-          </w:rPr>
-          <w:rPr>
-            <w:color w:val="0000EE"/>
-            <w:u w:val="single"/>
-          </w:rPr>
-          <w:t>15</w:t>
-        </w:r>
-      </w:hyperlink>
+      <w:r>
+        <w:rPr>
+          <w:rtl/>
+          <w:cs/>
+          <w:lang w:val="ar_AE" w:bidi="ar_AE"/>
+        </w:rPr>
+        <w:t>15</w:t>
+      </w:r>
       <w:r>
         <w:rPr>
           <w:rtl/>
@@ -447,20 +423,14 @@
         </w:rPr>
         <w:t xml:space="preserve">، </w:t>
       </w:r>
-      <w:hyperlink r:id="rId17">
-        <w:r>
-          <w:rPr>
-            <w:rtl/>
-            <w:cs/>
-            <w:lang w:val="ar_AE" w:bidi="ar_AE"/>
-          </w:rPr>
-          <w:rPr>
-            <w:color w:val="0000EE"/>
-            <w:u w:val="single"/>
-          </w:rPr>
-          <w:t>17</w:t>
-        </w:r>
-      </w:hyperlink>
+      <w:r>
+        <w:rPr>
+          <w:rtl/>
+          <w:cs/>
+          <w:lang w:val="ar_AE" w:bidi="ar_AE"/>
+        </w:rPr>
+        <w:t>17</w:t>
+      </w:r>
       <w:r>
         <w:rPr>
           <w:rtl/>
@@ -469,20 +439,14 @@
         </w:rPr>
         <w:t>) وتحرير بني إسرائيل من العبودية في مصر (</w:t>
       </w:r>
-      <w:hyperlink r:id="rId18">
-        <w:r>
-          <w:rPr>
-            <w:rtl/>
-            <w:cs/>
-            <w:lang w:val="ar_AE" w:bidi="ar_AE"/>
-          </w:rPr>
-          <w:rPr>
-            <w:color w:val="0000EE"/>
-            <w:u w:val="single"/>
-          </w:rPr>
-          <w:t>خروج 1–15</w:t>
-        </w:r>
-      </w:hyperlink>
+      <w:r>
+        <w:rPr>
+          <w:rtl/>
+          <w:cs/>
+          <w:lang w:val="ar_AE" w:bidi="ar_AE"/>
+        </w:rPr>
+        <w:t>خروج 1–15</w:t>
+      </w:r>
       <w:r>
         <w:rPr>
           <w:rtl/>
@@ -491,20 +455,14 @@
         </w:rPr>
         <w:t>). تقع أحداث سِفر اللاويين عند سفح جبَل سيناء. لم يكن بنو إسرائيل قد ارتحلوا بعد في البرية أو دخلوا أرض الموعد، أي أرض كنعان. كان الله قد أقام عهده مع إسرائيل، معلنًا أنَّ بني إسرائيل أمةٌ عزيزة لديه، خاصته، كهنوت ملوكي، وشعبه المختار (</w:t>
       </w:r>
-      <w:hyperlink r:id="rId19">
-        <w:r>
-          <w:rPr>
-            <w:rtl/>
-            <w:cs/>
-            <w:lang w:val="ar_AE" w:bidi="ar_AE"/>
-          </w:rPr>
-          <w:rPr>
-            <w:color w:val="0000EE"/>
-            <w:u w:val="single"/>
-          </w:rPr>
-          <w:t>خروج 19: 5–6</w:t>
-        </w:r>
-      </w:hyperlink>
+      <w:r>
+        <w:rPr>
+          <w:rtl/>
+          <w:cs/>
+          <w:lang w:val="ar_AE" w:bidi="ar_AE"/>
+        </w:rPr>
+        <w:t>خروج 19: 5–6</w:t>
+      </w:r>
       <w:r>
         <w:rPr>
           <w:rtl/>
@@ -513,20 +471,14 @@
         </w:rPr>
         <w:t>). كان شعب إسرائيل قد تلَقَّى الوصايا العشر (</w:t>
       </w:r>
-      <w:hyperlink r:id="rId20">
-        <w:r>
-          <w:rPr>
-            <w:rtl/>
-            <w:cs/>
-            <w:lang w:val="ar_AE" w:bidi="ar_AE"/>
-          </w:rPr>
-          <w:rPr>
-            <w:color w:val="0000EE"/>
-            <w:u w:val="single"/>
-          </w:rPr>
-          <w:t>خروج 20: 1–17</w:t>
-        </w:r>
-      </w:hyperlink>
+      <w:r>
+        <w:rPr>
+          <w:rtl/>
+          <w:cs/>
+          <w:lang w:val="ar_AE" w:bidi="ar_AE"/>
+        </w:rPr>
+        <w:t>خروج 20: 1–17</w:t>
+      </w:r>
       <w:r>
         <w:rPr>
           <w:rtl/>
@@ -535,20 +487,14 @@
         </w:rPr>
         <w:t>)، ومُخطَّطات المسكن (</w:t>
       </w:r>
-      <w:hyperlink r:id="rId21">
-        <w:r>
-          <w:rPr>
-            <w:rtl/>
-            <w:cs/>
-            <w:lang w:val="ar_AE" w:bidi="ar_AE"/>
-          </w:rPr>
-          <w:rPr>
-            <w:color w:val="0000EE"/>
-            <w:u w:val="single"/>
-          </w:rPr>
-          <w:t>خروج 25–27</w:t>
-        </w:r>
-      </w:hyperlink>
+      <w:r>
+        <w:rPr>
+          <w:rtl/>
+          <w:cs/>
+          <w:lang w:val="ar_AE" w:bidi="ar_AE"/>
+        </w:rPr>
+        <w:t>خروج 25–27</w:t>
+      </w:r>
       <w:r>
         <w:rPr>
           <w:rtl/>
@@ -557,20 +503,14 @@
         </w:rPr>
         <w:t xml:space="preserve">؛ </w:t>
       </w:r>
-      <w:hyperlink r:id="rId22">
-        <w:r>
-          <w:rPr>
-            <w:rtl/>
-            <w:cs/>
-            <w:lang w:val="ar_AE" w:bidi="ar_AE"/>
-          </w:rPr>
-          <w:rPr>
-            <w:color w:val="0000EE"/>
-            <w:u w:val="single"/>
-          </w:rPr>
-          <w:t>30:1–38</w:t>
-        </w:r>
-      </w:hyperlink>
+      <w:r>
+        <w:rPr>
+          <w:rtl/>
+          <w:cs/>
+          <w:lang w:val="ar_AE" w:bidi="ar_AE"/>
+        </w:rPr>
+        <w:t>30:1–38</w:t>
+      </w:r>
       <w:r>
         <w:rPr>
           <w:rtl/>
@@ -579,20 +519,14 @@
         </w:rPr>
         <w:t>)، وخدمة الكهنوت (</w:t>
       </w:r>
-      <w:hyperlink r:id="rId23">
-        <w:r>
-          <w:rPr>
-            <w:rtl/>
-            <w:cs/>
-            <w:lang w:val="ar_AE" w:bidi="ar_AE"/>
-          </w:rPr>
-          <w:rPr>
-            <w:color w:val="0000EE"/>
-            <w:u w:val="single"/>
-          </w:rPr>
-          <w:t>خروج 28–29</w:t>
-        </w:r>
-      </w:hyperlink>
+      <w:r>
+        <w:rPr>
+          <w:rtl/>
+          <w:cs/>
+          <w:lang w:val="ar_AE" w:bidi="ar_AE"/>
+        </w:rPr>
+        <w:t>خروج 28–29</w:t>
+      </w:r>
       <w:r>
         <w:rPr>
           <w:rtl/>
@@ -601,20 +535,14 @@
         </w:rPr>
         <w:t>). انتهى العمَل في المسكن وكُرِّس للرب (</w:t>
       </w:r>
-      <w:hyperlink r:id="rId24">
-        <w:r>
-          <w:rPr>
-            <w:rtl/>
-            <w:cs/>
-            <w:lang w:val="ar_AE" w:bidi="ar_AE"/>
-          </w:rPr>
-          <w:rPr>
-            <w:color w:val="0000EE"/>
-            <w:u w:val="single"/>
-          </w:rPr>
-          <w:t>خروج 35–40</w:t>
-        </w:r>
-      </w:hyperlink>
+      <w:r>
+        <w:rPr>
+          <w:rtl/>
+          <w:cs/>
+          <w:lang w:val="ar_AE" w:bidi="ar_AE"/>
+        </w:rPr>
+        <w:t>خروج 35–40</w:t>
+      </w:r>
       <w:r>
         <w:rPr>
           <w:rtl/>
@@ -657,20 +585,14 @@
         </w:rPr>
         <w:t xml:space="preserve">تتناول الشرائع في سفر اللاويين أساسًا، الأنشطة والمسؤوليات الخاصة بسِبط الكهنوت، سِبط لاوي، ولا سيما رئيس الكهنة (انظر </w:t>
       </w:r>
-      <w:hyperlink r:id="rId25">
-        <w:r>
-          <w:rPr>
-            <w:rtl/>
-            <w:cs/>
-            <w:lang w:val="ar_AE" w:bidi="ar_AE"/>
-          </w:rPr>
-          <w:rPr>
-            <w:color w:val="0000EE"/>
-            <w:u w:val="single"/>
-          </w:rPr>
-          <w:t>خروج 28؛</w:t>
-        </w:r>
-      </w:hyperlink>
+      <w:r>
+        <w:rPr>
+          <w:rtl/>
+          <w:cs/>
+          <w:lang w:val="ar_AE" w:bidi="ar_AE"/>
+        </w:rPr>
+        <w:t>خروج 28؛</w:t>
+      </w:r>
       <w:r>
         <w:rPr>
           <w:rtl/>
@@ -679,20 +601,14 @@
         </w:rPr>
         <w:t xml:space="preserve"> </w:t>
       </w:r>
-      <w:hyperlink r:id="rId26">
-        <w:r>
-          <w:rPr>
-            <w:rtl/>
-            <w:cs/>
-            <w:lang w:val="ar_AE" w:bidi="ar_AE"/>
-          </w:rPr>
-          <w:rPr>
-            <w:color w:val="0000EE"/>
-            <w:u w:val="single"/>
-          </w:rPr>
-          <w:t>عدد 3: 44–4: 49</w:t>
-        </w:r>
-      </w:hyperlink>
+      <w:r>
+        <w:rPr>
+          <w:rtl/>
+          <w:cs/>
+          <w:lang w:val="ar_AE" w:bidi="ar_AE"/>
+        </w:rPr>
+        <w:t>عدد 3: 44–4: 49</w:t>
+      </w:r>
       <w:r>
         <w:rPr>
           <w:rtl/>
@@ -741,20 +657,14 @@
         </w:rPr>
         <w:t xml:space="preserve">يدعو الله إسرائيل كي يعرفوه ويحبوه (انظر </w:t>
       </w:r>
-      <w:hyperlink r:id="rId27">
-        <w:r>
-          <w:rPr>
-            <w:rtl/>
-            <w:cs/>
-            <w:lang w:val="ar_AE" w:bidi="ar_AE"/>
-          </w:rPr>
-          <w:rPr>
-            <w:color w:val="0000EE"/>
-            <w:u w:val="single"/>
-          </w:rPr>
-          <w:t>تثنية 6: 5</w:t>
-        </w:r>
-      </w:hyperlink>
+      <w:r>
+        <w:rPr>
+          <w:rtl/>
+          <w:cs/>
+          <w:lang w:val="ar_AE" w:bidi="ar_AE"/>
+        </w:rPr>
+        <w:t>تثنية 6: 5</w:t>
+      </w:r>
       <w:r>
         <w:rPr>
           <w:rtl/>
@@ -763,20 +673,14 @@
         </w:rPr>
         <w:t xml:space="preserve">؛ </w:t>
       </w:r>
-      <w:hyperlink r:id="rId28">
-        <w:r>
-          <w:rPr>
-            <w:rtl/>
-            <w:cs/>
-            <w:lang w:val="ar_AE" w:bidi="ar_AE"/>
-          </w:rPr>
-          <w:rPr>
-            <w:color w:val="0000EE"/>
-            <w:u w:val="single"/>
-          </w:rPr>
-          <w:t>11: 1</w:t>
-        </w:r>
-      </w:hyperlink>
+      <w:r>
+        <w:rPr>
+          <w:rtl/>
+          <w:cs/>
+          <w:lang w:val="ar_AE" w:bidi="ar_AE"/>
+        </w:rPr>
+        <w:t>11: 1</w:t>
+      </w:r>
       <w:r>
         <w:rPr>
           <w:rtl/>
@@ -785,20 +689,14 @@
         </w:rPr>
         <w:t>). نتيجةً لذلك، سيحبون أيضًا ويخدمون بعضهم بعضًا (</w:t>
       </w:r>
-      <w:hyperlink r:id="rId29">
-        <w:r>
-          <w:rPr>
-            <w:rtl/>
-            <w:cs/>
-            <w:lang w:val="ar_AE" w:bidi="ar_AE"/>
-          </w:rPr>
-          <w:rPr>
-            <w:color w:val="0000EE"/>
-            <w:u w:val="single"/>
-          </w:rPr>
-          <w:t>19:18</w:t>
-        </w:r>
-      </w:hyperlink>
+      <w:r>
+        <w:rPr>
+          <w:rtl/>
+          <w:cs/>
+          <w:lang w:val="ar_AE" w:bidi="ar_AE"/>
+        </w:rPr>
+        <w:t>19:18</w:t>
+      </w:r>
       <w:r>
         <w:rPr>
           <w:rtl/>
@@ -807,20 +705,14 @@
         </w:rPr>
         <w:t xml:space="preserve">، </w:t>
       </w:r>
-      <w:hyperlink r:id="rId30">
-        <w:r>
-          <w:rPr>
-            <w:rtl/>
-            <w:cs/>
-            <w:lang w:val="ar_AE" w:bidi="ar_AE"/>
-          </w:rPr>
-          <w:rPr>
-            <w:color w:val="0000EE"/>
-            <w:u w:val="single"/>
-          </w:rPr>
-          <w:t>33–34</w:t>
-        </w:r>
-      </w:hyperlink>
+      <w:r>
+        <w:rPr>
+          <w:rtl/>
+          <w:cs/>
+          <w:lang w:val="ar_AE" w:bidi="ar_AE"/>
+        </w:rPr>
+        <w:t>33–34</w:t>
+      </w:r>
       <w:r>
         <w:rPr>
           <w:rtl/>
@@ -883,20 +775,14 @@
         </w:rPr>
         <w:t xml:space="preserve">من المُرجَّح أنْ يكون موسى قد كتب سِفر اللاويين خلال مدّة وجود بني إسرائيل في البرية بعد الخروج. فقد قدّم كل من التقليد اليهودي والكنيسة الأولى موسى باعتباره كاتب سِفر اللاويين. موسى، الذي نشأ في بلاط ملِك مصر، كان ماهرًا في القراءة والكتابة والرياضيات (انظر </w:t>
       </w:r>
-      <w:hyperlink r:id="rId31">
-        <w:r>
-          <w:rPr>
-            <w:rtl/>
-            <w:cs/>
-            <w:lang w:val="ar_AE" w:bidi="ar_AE"/>
-          </w:rPr>
-          <w:rPr>
-            <w:color w:val="0000EE"/>
-            <w:u w:val="single"/>
-          </w:rPr>
-          <w:t>أعمال الرسل 7:20–22</w:t>
-        </w:r>
-      </w:hyperlink>
+      <w:r>
+        <w:rPr>
+          <w:rtl/>
+          <w:cs/>
+          <w:lang w:val="ar_AE" w:bidi="ar_AE"/>
+        </w:rPr>
+        <w:t>أعمال الرسل 7:20–22</w:t>
+      </w:r>
       <w:r>
         <w:rPr>
           <w:rtl/>
@@ -905,20 +791,14 @@
         </w:rPr>
         <w:t>)، وكان مؤهلًا تمامًا لكتابة هذا السِفر. يبدأ السِفر وينتهي بعبارات تؤكد أن الله أعطى محتوى هذا السِفر لشعب إسرائيل مِن خلال موسى (</w:t>
       </w:r>
-      <w:hyperlink r:id="rId32">
-        <w:r>
-          <w:rPr>
-            <w:rtl/>
-            <w:cs/>
-            <w:lang w:val="ar_AE" w:bidi="ar_AE"/>
-          </w:rPr>
-          <w:rPr>
-            <w:color w:val="0000EE"/>
-            <w:u w:val="single"/>
-          </w:rPr>
-          <w:t>1:1–2؛</w:t>
-        </w:r>
-      </w:hyperlink>
+      <w:r>
+        <w:rPr>
+          <w:rtl/>
+          <w:cs/>
+          <w:lang w:val="ar_AE" w:bidi="ar_AE"/>
+        </w:rPr>
+        <w:t>1:1–2؛</w:t>
+      </w:r>
       <w:r>
         <w:rPr>
           <w:rtl/>
@@ -927,20 +807,14 @@
         </w:rPr>
         <w:t xml:space="preserve"> </w:t>
       </w:r>
-      <w:hyperlink r:id="rId33">
-        <w:r>
-          <w:rPr>
-            <w:rtl/>
-            <w:cs/>
-            <w:lang w:val="ar_AE" w:bidi="ar_AE"/>
-          </w:rPr>
-          <w:rPr>
-            <w:color w:val="0000EE"/>
-            <w:u w:val="single"/>
-          </w:rPr>
-          <w:t>27:34</w:t>
-        </w:r>
-      </w:hyperlink>
+      <w:r>
+        <w:rPr>
+          <w:rtl/>
+          <w:cs/>
+          <w:lang w:val="ar_AE" w:bidi="ar_AE"/>
+        </w:rPr>
+        <w:t>27:34</w:t>
+      </w:r>
       <w:r>
         <w:rPr>
           <w:rtl/>
@@ -949,20 +823,14 @@
         </w:rPr>
         <w:t xml:space="preserve">). ويصف سفر اللاويين عدَّة مرَّات كيف تلقَّى موسى تعليمات الرب (مثلًا، </w:t>
       </w:r>
-      <w:hyperlink r:id="rId34">
-        <w:r>
-          <w:rPr>
-            <w:rtl/>
-            <w:cs/>
-            <w:lang w:val="ar_AE" w:bidi="ar_AE"/>
-          </w:rPr>
-          <w:rPr>
-            <w:color w:val="0000EE"/>
-            <w:u w:val="single"/>
-          </w:rPr>
-          <w:t>4:1؛</w:t>
-        </w:r>
-      </w:hyperlink>
+      <w:r>
+        <w:rPr>
+          <w:rtl/>
+          <w:cs/>
+          <w:lang w:val="ar_AE" w:bidi="ar_AE"/>
+        </w:rPr>
+        <w:t>4:1؛</w:t>
+      </w:r>
       <w:r>
         <w:rPr>
           <w:rtl/>
@@ -971,20 +839,14 @@
         </w:rPr>
         <w:t xml:space="preserve"> </w:t>
       </w:r>
-      <w:hyperlink r:id="rId35">
-        <w:r>
-          <w:rPr>
-            <w:rtl/>
-            <w:cs/>
-            <w:lang w:val="ar_AE" w:bidi="ar_AE"/>
-          </w:rPr>
-          <w:rPr>
-            <w:color w:val="0000EE"/>
-            <w:u w:val="single"/>
-          </w:rPr>
-          <w:t>5:14؛</w:t>
-        </w:r>
-      </w:hyperlink>
+      <w:r>
+        <w:rPr>
+          <w:rtl/>
+          <w:cs/>
+          <w:lang w:val="ar_AE" w:bidi="ar_AE"/>
+        </w:rPr>
+        <w:t>5:14؛</w:t>
+      </w:r>
       <w:r>
         <w:rPr>
           <w:rtl/>
@@ -993,20 +855,14 @@
         </w:rPr>
         <w:t xml:space="preserve"> </w:t>
       </w:r>
-      <w:hyperlink r:id="rId36">
-        <w:r>
-          <w:rPr>
-            <w:rtl/>
-            <w:cs/>
-            <w:lang w:val="ar_AE" w:bidi="ar_AE"/>
-          </w:rPr>
-          <w:rPr>
-            <w:color w:val="0000EE"/>
-            <w:u w:val="single"/>
-          </w:rPr>
-          <w:t>6:1،</w:t>
-        </w:r>
-      </w:hyperlink>
+      <w:r>
+        <w:rPr>
+          <w:rtl/>
+          <w:cs/>
+          <w:lang w:val="ar_AE" w:bidi="ar_AE"/>
+        </w:rPr>
+        <w:t>6:1،</w:t>
+      </w:r>
       <w:r>
         <w:rPr>
           <w:rtl/>
@@ -1015,20 +871,14 @@
         </w:rPr>
         <w:t xml:space="preserve"> </w:t>
       </w:r>
-      <w:hyperlink r:id="rId37">
-        <w:r>
-          <w:rPr>
-            <w:rtl/>
-            <w:cs/>
-            <w:lang w:val="ar_AE" w:bidi="ar_AE"/>
-          </w:rPr>
-          <w:rPr>
-            <w:color w:val="0000EE"/>
-            <w:u w:val="single"/>
-          </w:rPr>
-          <w:t>8،</w:t>
-        </w:r>
-      </w:hyperlink>
+      <w:r>
+        <w:rPr>
+          <w:rtl/>
+          <w:cs/>
+          <w:lang w:val="ar_AE" w:bidi="ar_AE"/>
+        </w:rPr>
+        <w:t>8،</w:t>
+      </w:r>
       <w:r>
         <w:rPr>
           <w:rtl/>
@@ -1037,20 +887,14 @@
         </w:rPr>
         <w:t xml:space="preserve"> </w:t>
       </w:r>
-      <w:hyperlink r:id="rId38">
-        <w:r>
-          <w:rPr>
-            <w:rtl/>
-            <w:cs/>
-            <w:lang w:val="ar_AE" w:bidi="ar_AE"/>
-          </w:rPr>
-          <w:rPr>
-            <w:color w:val="0000EE"/>
-            <w:u w:val="single"/>
-          </w:rPr>
-          <w:t>19،</w:t>
-        </w:r>
-      </w:hyperlink>
+      <w:r>
+        <w:rPr>
+          <w:rtl/>
+          <w:cs/>
+          <w:lang w:val="ar_AE" w:bidi="ar_AE"/>
+        </w:rPr>
+        <w:t>19،</w:t>
+      </w:r>
       <w:r>
         <w:rPr>
           <w:rtl/>
@@ -1059,20 +903,14 @@
         </w:rPr>
         <w:t xml:space="preserve"> </w:t>
       </w:r>
-      <w:hyperlink r:id="rId39">
-        <w:r>
-          <w:rPr>
-            <w:rtl/>
-            <w:cs/>
-            <w:lang w:val="ar_AE" w:bidi="ar_AE"/>
-          </w:rPr>
-          <w:rPr>
-            <w:color w:val="0000EE"/>
-            <w:u w:val="single"/>
-          </w:rPr>
-          <w:t>24؛</w:t>
-        </w:r>
-      </w:hyperlink>
+      <w:r>
+        <w:rPr>
+          <w:rtl/>
+          <w:cs/>
+          <w:lang w:val="ar_AE" w:bidi="ar_AE"/>
+        </w:rPr>
+        <w:t>24؛</w:t>
+      </w:r>
       <w:r>
         <w:rPr>
           <w:rtl/>
@@ -1081,20 +919,14 @@
         </w:rPr>
         <w:t xml:space="preserve"> </w:t>
       </w:r>
-      <w:hyperlink r:id="rId40">
-        <w:r>
-          <w:rPr>
-            <w:rtl/>
-            <w:cs/>
-            <w:lang w:val="ar_AE" w:bidi="ar_AE"/>
-          </w:rPr>
-          <w:rPr>
-            <w:color w:val="0000EE"/>
-            <w:u w:val="single"/>
-          </w:rPr>
-          <w:t>7:22،</w:t>
-        </w:r>
-      </w:hyperlink>
+      <w:r>
+        <w:rPr>
+          <w:rtl/>
+          <w:cs/>
+          <w:lang w:val="ar_AE" w:bidi="ar_AE"/>
+        </w:rPr>
+        <w:t>7:22،</w:t>
+      </w:r>
       <w:r>
         <w:rPr>
           <w:rtl/>
@@ -1103,20 +935,14 @@
         </w:rPr>
         <w:t xml:space="preserve"> </w:t>
       </w:r>
-      <w:hyperlink r:id="rId41">
-        <w:r>
-          <w:rPr>
-            <w:rtl/>
-            <w:cs/>
-            <w:lang w:val="ar_AE" w:bidi="ar_AE"/>
-          </w:rPr>
-          <w:rPr>
-            <w:color w:val="0000EE"/>
-            <w:u w:val="single"/>
-          </w:rPr>
-          <w:t>28؛</w:t>
-        </w:r>
-      </w:hyperlink>
+      <w:r>
+        <w:rPr>
+          <w:rtl/>
+          <w:cs/>
+          <w:lang w:val="ar_AE" w:bidi="ar_AE"/>
+        </w:rPr>
+        <w:t>28؛</w:t>
+      </w:r>
       <w:r>
         <w:rPr>
           <w:rtl/>
@@ -1125,20 +951,14 @@
         </w:rPr>
         <w:t xml:space="preserve"> </w:t>
       </w:r>
-      <w:hyperlink r:id="rId42">
-        <w:r>
-          <w:rPr>
-            <w:rtl/>
-            <w:cs/>
-            <w:lang w:val="ar_AE" w:bidi="ar_AE"/>
-          </w:rPr>
-          <w:rPr>
-            <w:color w:val="0000EE"/>
-            <w:u w:val="single"/>
-          </w:rPr>
-          <w:t>8:1</w:t>
-        </w:r>
-      </w:hyperlink>
+      <w:r>
+        <w:rPr>
+          <w:rtl/>
+          <w:cs/>
+          <w:lang w:val="ar_AE" w:bidi="ar_AE"/>
+        </w:rPr>
+        <w:t>8:1</w:t>
+      </w:r>
       <w:r>
         <w:rPr>
           <w:rtl/>
@@ -1147,20 +967,14 @@
         </w:rPr>
         <w:t>)، وأنه قام بتنفيذها (</w:t>
       </w:r>
-      <w:hyperlink r:id="rId43">
-        <w:r>
-          <w:rPr>
-            <w:rtl/>
-            <w:cs/>
-            <w:lang w:val="ar_AE" w:bidi="ar_AE"/>
-          </w:rPr>
-          <w:rPr>
-            <w:color w:val="0000EE"/>
-            <w:u w:val="single"/>
-          </w:rPr>
-          <w:t>8:4–10:20</w:t>
-        </w:r>
-      </w:hyperlink>
+      <w:r>
+        <w:rPr>
+          <w:rtl/>
+          <w:cs/>
+          <w:lang w:val="ar_AE" w:bidi="ar_AE"/>
+        </w:rPr>
+        <w:t>8:4–10:20</w:t>
+      </w:r>
       <w:r>
         <w:rPr>
           <w:rtl/>
@@ -1169,20 +983,14 @@
         </w:rPr>
         <w:t xml:space="preserve">). وكثيرًا ما يُشير العهد القديم إلى موسى باعتباره كاتب الأسفار الخمسة (أي مجموع الأسفار من التكوين إلى التثنية)؛ انظر </w:t>
       </w:r>
-      <w:hyperlink r:id="rId44">
-        <w:r>
-          <w:rPr>
-            <w:rtl/>
-            <w:cs/>
-            <w:lang w:val="ar_AE" w:bidi="ar_AE"/>
-          </w:rPr>
-          <w:rPr>
-            <w:color w:val="0000EE"/>
-            <w:u w:val="single"/>
-          </w:rPr>
-          <w:t>يشوع 8:31–32؛</w:t>
-        </w:r>
-      </w:hyperlink>
+      <w:r>
+        <w:rPr>
+          <w:rtl/>
+          <w:cs/>
+          <w:lang w:val="ar_AE" w:bidi="ar_AE"/>
+        </w:rPr>
+        <w:t>يشوع 8:31–32؛</w:t>
+      </w:r>
       <w:r>
         <w:rPr>
           <w:rtl/>
@@ -1191,20 +999,14 @@
         </w:rPr>
         <w:t xml:space="preserve"> </w:t>
       </w:r>
-      <w:hyperlink r:id="rId45">
-        <w:r>
-          <w:rPr>
-            <w:rtl/>
-            <w:cs/>
-            <w:lang w:val="ar_AE" w:bidi="ar_AE"/>
-          </w:rPr>
-          <w:rPr>
-            <w:color w:val="0000EE"/>
-            <w:u w:val="single"/>
-          </w:rPr>
-          <w:t>23:6؛</w:t>
-        </w:r>
-      </w:hyperlink>
+      <w:r>
+        <w:rPr>
+          <w:rtl/>
+          <w:cs/>
+          <w:lang w:val="ar_AE" w:bidi="ar_AE"/>
+        </w:rPr>
+        <w:t>23:6؛</w:t>
+      </w:r>
       <w:r>
         <w:rPr>
           <w:rtl/>
@@ -1213,20 +1015,14 @@
         </w:rPr>
         <w:t xml:space="preserve"> </w:t>
       </w:r>
-      <w:hyperlink r:id="rId46">
-        <w:r>
-          <w:rPr>
-            <w:rtl/>
-            <w:cs/>
-            <w:lang w:val="ar_AE" w:bidi="ar_AE"/>
-          </w:rPr>
-          <w:rPr>
-            <w:color w:val="0000EE"/>
-            <w:u w:val="single"/>
-          </w:rPr>
-          <w:t>1 ملوك 2:3؛</w:t>
-        </w:r>
-      </w:hyperlink>
+      <w:r>
+        <w:rPr>
+          <w:rtl/>
+          <w:cs/>
+          <w:lang w:val="ar_AE" w:bidi="ar_AE"/>
+        </w:rPr>
+        <w:t>1 ملوك 2:3؛</w:t>
+      </w:r>
       <w:r>
         <w:rPr>
           <w:rtl/>
@@ -1235,20 +1031,14 @@
         </w:rPr>
         <w:t xml:space="preserve"> </w:t>
       </w:r>
-      <w:hyperlink r:id="rId47">
-        <w:r>
-          <w:rPr>
-            <w:rtl/>
-            <w:cs/>
-            <w:lang w:val="ar_AE" w:bidi="ar_AE"/>
-          </w:rPr>
-          <w:rPr>
-            <w:color w:val="0000EE"/>
-            <w:u w:val="single"/>
-          </w:rPr>
-          <w:t>2 ملوك 14:6؛</w:t>
-        </w:r>
-      </w:hyperlink>
+      <w:r>
+        <w:rPr>
+          <w:rtl/>
+          <w:cs/>
+          <w:lang w:val="ar_AE" w:bidi="ar_AE"/>
+        </w:rPr>
+        <w:t>2 ملوك 14:6؛</w:t>
+      </w:r>
       <w:r>
         <w:rPr>
           <w:rtl/>
@@ -1257,20 +1047,14 @@
         </w:rPr>
         <w:t xml:space="preserve"> </w:t>
       </w:r>
-      <w:hyperlink r:id="rId48">
-        <w:r>
-          <w:rPr>
-            <w:rtl/>
-            <w:cs/>
-            <w:lang w:val="ar_AE" w:bidi="ar_AE"/>
-          </w:rPr>
-          <w:rPr>
-            <w:color w:val="0000EE"/>
-            <w:u w:val="single"/>
-          </w:rPr>
-          <w:t>23:25؛</w:t>
-        </w:r>
-      </w:hyperlink>
+      <w:r>
+        <w:rPr>
+          <w:rtl/>
+          <w:cs/>
+          <w:lang w:val="ar_AE" w:bidi="ar_AE"/>
+        </w:rPr>
+        <w:t>23:25؛</w:t>
+      </w:r>
       <w:r>
         <w:rPr>
           <w:rtl/>
@@ -1279,20 +1063,14 @@
         </w:rPr>
         <w:t xml:space="preserve"> </w:t>
       </w:r>
-      <w:hyperlink r:id="rId49">
-        <w:r>
-          <w:rPr>
-            <w:rtl/>
-            <w:cs/>
-            <w:lang w:val="ar_AE" w:bidi="ar_AE"/>
-          </w:rPr>
-          <w:rPr>
-            <w:color w:val="0000EE"/>
-            <w:u w:val="single"/>
-          </w:rPr>
-          <w:t>2 أخبار الأيام 23:18؛</w:t>
-        </w:r>
-      </w:hyperlink>
+      <w:r>
+        <w:rPr>
+          <w:rtl/>
+          <w:cs/>
+          <w:lang w:val="ar_AE" w:bidi="ar_AE"/>
+        </w:rPr>
+        <w:t>2 أخبار الأيام 23:18؛</w:t>
+      </w:r>
       <w:r>
         <w:rPr>
           <w:rtl/>
@@ -1301,20 +1079,14 @@
         </w:rPr>
         <w:t xml:space="preserve"> </w:t>
       </w:r>
-      <w:hyperlink r:id="rId50">
-        <w:r>
-          <w:rPr>
-            <w:rtl/>
-            <w:cs/>
-            <w:lang w:val="ar_AE" w:bidi="ar_AE"/>
-          </w:rPr>
-          <w:rPr>
-            <w:color w:val="0000EE"/>
-            <w:u w:val="single"/>
-          </w:rPr>
-          <w:t>30:16؛</w:t>
-        </w:r>
-      </w:hyperlink>
+      <w:r>
+        <w:rPr>
+          <w:rtl/>
+          <w:cs/>
+          <w:lang w:val="ar_AE" w:bidi="ar_AE"/>
+        </w:rPr>
+        <w:t>30:16؛</w:t>
+      </w:r>
       <w:r>
         <w:rPr>
           <w:rtl/>
@@ -1323,20 +1095,14 @@
         </w:rPr>
         <w:t xml:space="preserve"> </w:t>
       </w:r>
-      <w:hyperlink r:id="rId51">
-        <w:r>
-          <w:rPr>
-            <w:rtl/>
-            <w:cs/>
-            <w:lang w:val="ar_AE" w:bidi="ar_AE"/>
-          </w:rPr>
-          <w:rPr>
-            <w:color w:val="0000EE"/>
-            <w:u w:val="single"/>
-          </w:rPr>
-          <w:t>عزرا 3:2؛</w:t>
-        </w:r>
-      </w:hyperlink>
+      <w:r>
+        <w:rPr>
+          <w:rtl/>
+          <w:cs/>
+          <w:lang w:val="ar_AE" w:bidi="ar_AE"/>
+        </w:rPr>
+        <w:t>عزرا 3:2؛</w:t>
+      </w:r>
       <w:r>
         <w:rPr>
           <w:rtl/>
@@ -1345,20 +1111,14 @@
         </w:rPr>
         <w:t xml:space="preserve"> </w:t>
       </w:r>
-      <w:hyperlink r:id="rId52">
-        <w:r>
-          <w:rPr>
-            <w:rtl/>
-            <w:cs/>
-            <w:lang w:val="ar_AE" w:bidi="ar_AE"/>
-          </w:rPr>
-          <w:rPr>
-            <w:color w:val="0000EE"/>
-            <w:u w:val="single"/>
-          </w:rPr>
-          <w:t>7:6؛</w:t>
-        </w:r>
-      </w:hyperlink>
+      <w:r>
+        <w:rPr>
+          <w:rtl/>
+          <w:cs/>
+          <w:lang w:val="ar_AE" w:bidi="ar_AE"/>
+        </w:rPr>
+        <w:t>7:6؛</w:t>
+      </w:r>
       <w:r>
         <w:rPr>
           <w:rtl/>
@@ -1367,20 +1127,14 @@
         </w:rPr>
         <w:t xml:space="preserve"> </w:t>
       </w:r>
-      <w:hyperlink r:id="rId53">
-        <w:r>
-          <w:rPr>
-            <w:rtl/>
-            <w:cs/>
-            <w:lang w:val="ar_AE" w:bidi="ar_AE"/>
-          </w:rPr>
-          <w:rPr>
-            <w:color w:val="0000EE"/>
-            <w:u w:val="single"/>
-          </w:rPr>
-          <w:t>نحميا 8:1؛</w:t>
-        </w:r>
-      </w:hyperlink>
+      <w:r>
+        <w:rPr>
+          <w:rtl/>
+          <w:cs/>
+          <w:lang w:val="ar_AE" w:bidi="ar_AE"/>
+        </w:rPr>
+        <w:t>نحميا 8:1؛</w:t>
+      </w:r>
       <w:r>
         <w:rPr>
           <w:rtl/>
@@ -1389,20 +1143,14 @@
         </w:rPr>
         <w:t xml:space="preserve"> </w:t>
       </w:r>
-      <w:hyperlink r:id="rId54">
-        <w:r>
-          <w:rPr>
-            <w:rtl/>
-            <w:cs/>
-            <w:lang w:val="ar_AE" w:bidi="ar_AE"/>
-          </w:rPr>
-          <w:rPr>
-            <w:color w:val="0000EE"/>
-            <w:u w:val="single"/>
-          </w:rPr>
-          <w:t>دانيال 9:11–13</w:t>
-        </w:r>
-      </w:hyperlink>
+      <w:r>
+        <w:rPr>
+          <w:rtl/>
+          <w:cs/>
+          <w:lang w:val="ar_AE" w:bidi="ar_AE"/>
+        </w:rPr>
+        <w:t>دانيال 9:11–13</w:t>
+      </w:r>
       <w:r>
         <w:rPr>
           <w:rtl/>
@@ -1411,20 +1159,14 @@
         </w:rPr>
         <w:t>). ويذكر العهد الجديد الشيء ذاته (</w:t>
       </w:r>
-      <w:hyperlink r:id="rId55">
-        <w:r>
-          <w:rPr>
-            <w:rtl/>
-            <w:cs/>
-            <w:lang w:val="ar_AE" w:bidi="ar_AE"/>
-          </w:rPr>
-          <w:rPr>
-            <w:color w:val="0000EE"/>
-            <w:u w:val="single"/>
-          </w:rPr>
-          <w:t>متى 19:7–8؛</w:t>
-        </w:r>
-      </w:hyperlink>
+      <w:r>
+        <w:rPr>
+          <w:rtl/>
+          <w:cs/>
+          <w:lang w:val="ar_AE" w:bidi="ar_AE"/>
+        </w:rPr>
+        <w:t>متى 19:7–8؛</w:t>
+      </w:r>
       <w:r>
         <w:rPr>
           <w:rtl/>
@@ -1433,20 +1175,14 @@
         </w:rPr>
         <w:t xml:space="preserve"> </w:t>
       </w:r>
-      <w:hyperlink r:id="rId56">
-        <w:r>
-          <w:rPr>
-            <w:rtl/>
-            <w:cs/>
-            <w:lang w:val="ar_AE" w:bidi="ar_AE"/>
-          </w:rPr>
-          <w:rPr>
-            <w:color w:val="0000EE"/>
-            <w:u w:val="single"/>
-          </w:rPr>
-          <w:t>لوقا 2:22؛</w:t>
-        </w:r>
-      </w:hyperlink>
+      <w:r>
+        <w:rPr>
+          <w:rtl/>
+          <w:cs/>
+          <w:lang w:val="ar_AE" w:bidi="ar_AE"/>
+        </w:rPr>
+        <w:t>لوقا 2:22؛</w:t>
+      </w:r>
       <w:r>
         <w:rPr>
           <w:rtl/>
@@ -1455,20 +1191,14 @@
         </w:rPr>
         <w:t xml:space="preserve"> </w:t>
       </w:r>
-      <w:hyperlink r:id="rId57">
-        <w:r>
-          <w:rPr>
-            <w:rtl/>
-            <w:cs/>
-            <w:lang w:val="ar_AE" w:bidi="ar_AE"/>
-          </w:rPr>
-          <w:rPr>
-            <w:color w:val="0000EE"/>
-            <w:u w:val="single"/>
-          </w:rPr>
-          <w:t>24:44؛</w:t>
-        </w:r>
-      </w:hyperlink>
+      <w:r>
+        <w:rPr>
+          <w:rtl/>
+          <w:cs/>
+          <w:lang w:val="ar_AE" w:bidi="ar_AE"/>
+        </w:rPr>
+        <w:t>24:44؛</w:t>
+      </w:r>
       <w:r>
         <w:rPr>
           <w:rtl/>
@@ -1477,20 +1207,14 @@
         </w:rPr>
         <w:t xml:space="preserve"> </w:t>
       </w:r>
-      <w:hyperlink r:id="rId58">
-        <w:r>
-          <w:rPr>
-            <w:rtl/>
-            <w:cs/>
-            <w:lang w:val="ar_AE" w:bidi="ar_AE"/>
-          </w:rPr>
-          <w:rPr>
-            <w:color w:val="0000EE"/>
-            <w:u w:val="single"/>
-          </w:rPr>
-          <w:t>يوحنا 7:19،</w:t>
-        </w:r>
-      </w:hyperlink>
+      <w:r>
+        <w:rPr>
+          <w:rtl/>
+          <w:cs/>
+          <w:lang w:val="ar_AE" w:bidi="ar_AE"/>
+        </w:rPr>
+        <w:t>يوحنا 7:19،</w:t>
+      </w:r>
       <w:r>
         <w:rPr>
           <w:rtl/>
@@ -1499,20 +1223,14 @@
         </w:rPr>
         <w:t xml:space="preserve"> </w:t>
       </w:r>
-      <w:hyperlink r:id="rId59">
-        <w:r>
-          <w:rPr>
-            <w:rtl/>
-            <w:cs/>
-            <w:lang w:val="ar_AE" w:bidi="ar_AE"/>
-          </w:rPr>
-          <w:rPr>
-            <w:color w:val="0000EE"/>
-            <w:u w:val="single"/>
-          </w:rPr>
-          <w:t>23؛</w:t>
-        </w:r>
-      </w:hyperlink>
+      <w:r>
+        <w:rPr>
+          <w:rtl/>
+          <w:cs/>
+          <w:lang w:val="ar_AE" w:bidi="ar_AE"/>
+        </w:rPr>
+        <w:t>23؛</w:t>
+      </w:r>
       <w:r>
         <w:rPr>
           <w:rtl/>
@@ -1521,20 +1239,14 @@
         </w:rPr>
         <w:t xml:space="preserve"> </w:t>
       </w:r>
-      <w:hyperlink r:id="rId60">
-        <w:r>
-          <w:rPr>
-            <w:rtl/>
-            <w:cs/>
-            <w:lang w:val="ar_AE" w:bidi="ar_AE"/>
-          </w:rPr>
-          <w:rPr>
-            <w:color w:val="0000EE"/>
-            <w:u w:val="single"/>
-          </w:rPr>
-          <w:t>رومية 10:5؛</w:t>
-        </w:r>
-      </w:hyperlink>
+      <w:r>
+        <w:rPr>
+          <w:rtl/>
+          <w:cs/>
+          <w:lang w:val="ar_AE" w:bidi="ar_AE"/>
+        </w:rPr>
+        <w:t>رومية 10:5؛</w:t>
+      </w:r>
       <w:r>
         <w:rPr>
           <w:rtl/>
@@ -1543,20 +1255,14 @@
         </w:rPr>
         <w:t xml:space="preserve"> </w:t>
       </w:r>
-      <w:hyperlink r:id="rId61">
-        <w:r>
-          <w:rPr>
-            <w:rtl/>
-            <w:cs/>
-            <w:lang w:val="ar_AE" w:bidi="ar_AE"/>
-          </w:rPr>
-          <w:rPr>
-            <w:color w:val="0000EE"/>
-            <w:u w:val="single"/>
-          </w:rPr>
-          <w:t>1 كورنثوس 9:9؛</w:t>
-        </w:r>
-      </w:hyperlink>
+      <w:r>
+        <w:rPr>
+          <w:rtl/>
+          <w:cs/>
+          <w:lang w:val="ar_AE" w:bidi="ar_AE"/>
+        </w:rPr>
+        <w:t>1 كورنثوس 9:9؛</w:t>
+      </w:r>
       <w:r>
         <w:rPr>
           <w:rtl/>
@@ -1565,20 +1271,14 @@
         </w:rPr>
         <w:t xml:space="preserve"> </w:t>
       </w:r>
-      <w:hyperlink r:id="rId62">
-        <w:r>
-          <w:rPr>
-            <w:rtl/>
-            <w:cs/>
-            <w:lang w:val="ar_AE" w:bidi="ar_AE"/>
-          </w:rPr>
-          <w:rPr>
-            <w:color w:val="0000EE"/>
-            <w:u w:val="single"/>
-          </w:rPr>
-          <w:t>عبرانيين 10:28</w:t>
-        </w:r>
-      </w:hyperlink>
+      <w:r>
+        <w:rPr>
+          <w:rtl/>
+          <w:cs/>
+          <w:lang w:val="ar_AE" w:bidi="ar_AE"/>
+        </w:rPr>
+        <w:t>عبرانيين 10:28</w:t>
+      </w:r>
       <w:r>
         <w:rPr>
           <w:rtl/>
@@ -1637,20 +1337,14 @@
         </w:rPr>
         <w:t>بالرغم من كتابة سفر اللاويين في زمن وثقافة بعيدة جدًا، إلا أنه يحمل رسالة خالدة وحيّة: الله قدوس، ويتوقع من شعبه، الذين أنقذهم، أن يكونوا قديسين مثله. تُشكّل قداسة الله وفدائه الكريمَيْن الأساس والدافع لقداسة شعبه الخاص (</w:t>
       </w:r>
-      <w:hyperlink r:id="rId13">
-        <w:r>
-          <w:rPr>
-            <w:rtl/>
-            <w:cs/>
-            <w:lang w:val="ar_AE" w:bidi="ar_AE"/>
-          </w:rPr>
-          <w:rPr>
-            <w:color w:val="0000EE"/>
-            <w:u w:val="single"/>
-          </w:rPr>
-          <w:t>11:44–45</w:t>
-        </w:r>
-      </w:hyperlink>
+      <w:r>
+        <w:rPr>
+          <w:rtl/>
+          <w:cs/>
+          <w:lang w:val="ar_AE" w:bidi="ar_AE"/>
+        </w:rPr>
+        <w:t>11:44–45</w:t>
+      </w:r>
       <w:r>
         <w:rPr>
           <w:rtl/>
@@ -1679,20 +1373,14 @@
         </w:rPr>
         <w:t>وقف الكهنة بين الله والشعب كوسطاء للعهد. فقد فسَّر الكهنة ما كان مقدسًا، وكيف ينبغي التعبير عن القداسة في المجتمع. وقدمت الذبائح الكفارية وسيلة للشعب لتُغفَر لهم خطاياهم وليكونوا مقبولين أمام الله (الكفارة). احتفلت الذبائح غير الكفارية بعلاقة الشعب بالله مِن خلال العطاء والشركة. في الوقت الذي قدمت فيه الأمم المحيطة ذبائح لآلهتها لتهدئتها وكسب رضاها، لم تكن عبادة إسرائيل مُصممة للسيطرة على الله. بل على النقيض، كانت العبادة تُعِد وتُطهِّر الشعب حتى يتمكنوا من الاقتراب من الله. تُعلِّم كافة الوصايا والطقوس والأعياد أنَّ الله قدوس وأنه يتوقع من شعبه أن يكونوا قديسين (</w:t>
       </w:r>
-      <w:hyperlink r:id="rId13">
-        <w:r>
-          <w:rPr>
-            <w:rtl/>
-            <w:cs/>
-            <w:lang w:val="ar_AE" w:bidi="ar_AE"/>
-          </w:rPr>
-          <w:rPr>
-            <w:color w:val="0000EE"/>
-            <w:u w:val="single"/>
-          </w:rPr>
-          <w:t>لاويين 11:44–45؛</w:t>
-        </w:r>
-      </w:hyperlink>
+      <w:r>
+        <w:rPr>
+          <w:rtl/>
+          <w:cs/>
+          <w:lang w:val="ar_AE" w:bidi="ar_AE"/>
+        </w:rPr>
+        <w:t>لاويين 11:44–45؛</w:t>
+      </w:r>
       <w:r>
         <w:rPr>
           <w:rtl/>
@@ -1701,20 +1389,14 @@
         </w:rPr>
         <w:t xml:space="preserve"> </w:t>
       </w:r>
-      <w:hyperlink r:id="rId63">
-        <w:r>
-          <w:rPr>
-            <w:rtl/>
-            <w:cs/>
-            <w:lang w:val="ar_AE" w:bidi="ar_AE"/>
-          </w:rPr>
-          <w:rPr>
-            <w:color w:val="0000EE"/>
-            <w:u w:val="single"/>
-          </w:rPr>
-          <w:t>19:2؛</w:t>
-        </w:r>
-      </w:hyperlink>
+      <w:r>
+        <w:rPr>
+          <w:rtl/>
+          <w:cs/>
+          <w:lang w:val="ar_AE" w:bidi="ar_AE"/>
+        </w:rPr>
+        <w:t>19:2؛</w:t>
+      </w:r>
       <w:r>
         <w:rPr>
           <w:rtl/>
@@ -1723,20 +1405,14 @@
         </w:rPr>
         <w:t xml:space="preserve"> انظر </w:t>
       </w:r>
-      <w:hyperlink r:id="rId64">
-        <w:r>
-          <w:rPr>
-            <w:rtl/>
-            <w:cs/>
-            <w:lang w:val="ar_AE" w:bidi="ar_AE"/>
-          </w:rPr>
-          <w:rPr>
-            <w:color w:val="0000EE"/>
-            <w:u w:val="single"/>
-          </w:rPr>
-          <w:t>1 كورنثوس 3:17؛</w:t>
-        </w:r>
-      </w:hyperlink>
+      <w:r>
+        <w:rPr>
+          <w:rtl/>
+          <w:cs/>
+          <w:lang w:val="ar_AE" w:bidi="ar_AE"/>
+        </w:rPr>
+        <w:t>1 كورنثوس 3:17؛</w:t>
+      </w:r>
       <w:r>
         <w:rPr>
           <w:rtl/>
@@ -1745,20 +1421,14 @@
         </w:rPr>
         <w:t xml:space="preserve"> </w:t>
       </w:r>
-      <w:hyperlink r:id="rId65">
-        <w:r>
-          <w:rPr>
-            <w:rtl/>
-            <w:cs/>
-            <w:lang w:val="ar_AE" w:bidi="ar_AE"/>
-          </w:rPr>
-          <w:rPr>
-            <w:color w:val="0000EE"/>
-            <w:u w:val="single"/>
-          </w:rPr>
-          <w:t>1 بطرس 1:15</w:t>
-        </w:r>
-      </w:hyperlink>
+      <w:r>
+        <w:rPr>
+          <w:rtl/>
+          <w:cs/>
+          <w:lang w:val="ar_AE" w:bidi="ar_AE"/>
+        </w:rPr>
+        <w:t>1 بطرس 1:15</w:t>
+      </w:r>
       <w:r>
         <w:rPr>
           <w:rtl/>
@@ -1787,20 +1457,14 @@
         </w:rPr>
         <w:t xml:space="preserve">يرتبط غفران الخطايا والمصالحة مع الله ارتباطًا مباشرًا بكيفية تعامل الناس مع بعضهم بعضًا. كما يسود الاهتمام بالعدالة الاجتماعية في سِفر اللاويين، والذي يُحدد الالتزامات تجاه القريب والفقير والغريب. ويتوقع الله من أولئك الذين في عهد معه أن يحبوا بعضهم بعضًا تعبيرًا عن محبته وانعكاسًا لها (قارن </w:t>
       </w:r>
-      <w:hyperlink r:id="rId66">
-        <w:r>
-          <w:rPr>
-            <w:rtl/>
-            <w:cs/>
-            <w:lang w:val="ar_AE" w:bidi="ar_AE"/>
-          </w:rPr>
-          <w:rPr>
-            <w:color w:val="0000EE"/>
-            <w:u w:val="single"/>
-          </w:rPr>
-          <w:t>متى 22:39؛</w:t>
-        </w:r>
-      </w:hyperlink>
+      <w:r>
+        <w:rPr>
+          <w:rtl/>
+          <w:cs/>
+          <w:lang w:val="ar_AE" w:bidi="ar_AE"/>
+        </w:rPr>
+        <w:t>متى 22:39؛</w:t>
+      </w:r>
       <w:r>
         <w:rPr>
           <w:rtl/>
@@ -1809,20 +1473,14 @@
         </w:rPr>
         <w:t xml:space="preserve"> </w:t>
       </w:r>
-      <w:hyperlink r:id="rId67">
-        <w:r>
-          <w:rPr>
-            <w:rtl/>
-            <w:cs/>
-            <w:lang w:val="ar_AE" w:bidi="ar_AE"/>
-          </w:rPr>
-          <w:rPr>
-            <w:color w:val="0000EE"/>
-            <w:u w:val="single"/>
-          </w:rPr>
-          <w:t>مرقص 12:31؛</w:t>
-        </w:r>
-      </w:hyperlink>
+      <w:r>
+        <w:rPr>
+          <w:rtl/>
+          <w:cs/>
+          <w:lang w:val="ar_AE" w:bidi="ar_AE"/>
+        </w:rPr>
+        <w:t>مرقص 12:31؛</w:t>
+      </w:r>
       <w:r>
         <w:rPr>
           <w:rtl/>
@@ -1831,20 +1489,14 @@
         </w:rPr>
         <w:t xml:space="preserve"> </w:t>
       </w:r>
-      <w:hyperlink r:id="rId68">
-        <w:r>
-          <w:rPr>
-            <w:rtl/>
-            <w:cs/>
-            <w:lang w:val="ar_AE" w:bidi="ar_AE"/>
-          </w:rPr>
-          <w:rPr>
-            <w:color w:val="0000EE"/>
-            <w:u w:val="single"/>
-          </w:rPr>
-          <w:t>لوقا 10:27؛</w:t>
-        </w:r>
-      </w:hyperlink>
+      <w:r>
+        <w:rPr>
+          <w:rtl/>
+          <w:cs/>
+          <w:lang w:val="ar_AE" w:bidi="ar_AE"/>
+        </w:rPr>
+        <w:t>لوقا 10:27؛</w:t>
+      </w:r>
       <w:r>
         <w:rPr>
           <w:rtl/>
@@ -1853,20 +1505,14 @@
         </w:rPr>
         <w:t xml:space="preserve"> </w:t>
       </w:r>
-      <w:hyperlink r:id="rId69">
-        <w:r>
-          <w:rPr>
-            <w:rtl/>
-            <w:cs/>
-            <w:lang w:val="ar_AE" w:bidi="ar_AE"/>
-          </w:rPr>
-          <w:rPr>
-            <w:color w:val="0000EE"/>
-            <w:u w:val="single"/>
-          </w:rPr>
-          <w:t>رومية 13:9؛</w:t>
-        </w:r>
-      </w:hyperlink>
+      <w:r>
+        <w:rPr>
+          <w:rtl/>
+          <w:cs/>
+          <w:lang w:val="ar_AE" w:bidi="ar_AE"/>
+        </w:rPr>
+        <w:t>رومية 13:9؛</w:t>
+      </w:r>
       <w:r>
         <w:rPr>
           <w:rtl/>
@@ -1875,20 +1521,14 @@
         </w:rPr>
         <w:t xml:space="preserve"> </w:t>
       </w:r>
-      <w:hyperlink r:id="rId70">
-        <w:r>
-          <w:rPr>
-            <w:rtl/>
-            <w:cs/>
-            <w:lang w:val="ar_AE" w:bidi="ar_AE"/>
-          </w:rPr>
-          <w:rPr>
-            <w:color w:val="0000EE"/>
-            <w:u w:val="single"/>
-          </w:rPr>
-          <w:t>غلاطية 5:14؛</w:t>
-        </w:r>
-      </w:hyperlink>
+      <w:r>
+        <w:rPr>
+          <w:rtl/>
+          <w:cs/>
+          <w:lang w:val="ar_AE" w:bidi="ar_AE"/>
+        </w:rPr>
+        <w:t>غلاطية 5:14؛</w:t>
+      </w:r>
       <w:r>
         <w:rPr>
           <w:rtl/>
@@ -1897,20 +1537,14 @@
         </w:rPr>
         <w:t xml:space="preserve"> </w:t>
       </w:r>
-      <w:hyperlink r:id="rId71">
-        <w:r>
-          <w:rPr>
-            <w:rtl/>
-            <w:cs/>
-            <w:lang w:val="ar_AE" w:bidi="ar_AE"/>
-          </w:rPr>
-          <w:rPr>
-            <w:color w:val="0000EE"/>
-            <w:u w:val="single"/>
-          </w:rPr>
-          <w:t>يعقوب 2:8</w:t>
-        </w:r>
-      </w:hyperlink>
+      <w:r>
+        <w:rPr>
+          <w:rtl/>
+          <w:cs/>
+          <w:lang w:val="ar_AE" w:bidi="ar_AE"/>
+        </w:rPr>
+        <w:t>يعقوب 2:8</w:t>
+      </w:r>
       <w:r>
         <w:rPr>
           <w:rtl/>
